--- a/lab05/lab05_loops.docx
+++ b/lab05/lab05_loops.docx
@@ -1,6 +1,6 @@
 
 <file path=word/document.xml><?xml version="1.0" encoding="utf-8"?>
-<w:document xmlns:wpc="http://schemas.microsoft.com/office/word/2010/wordprocessingCanvas" xmlns:cx="http://schemas.microsoft.com/office/drawing/2014/chartex" xmlns:cx1="http://schemas.microsoft.com/office/drawing/2015/9/8/chartex" xmlns:cx2="http://schemas.microsoft.com/office/drawing/2015/10/21/chartex" xmlns:cx3="http://schemas.microsoft.com/office/drawing/2016/5/9/chartex" xmlns:cx4="http://schemas.microsoft.com/office/drawing/2016/5/10/chartex" xmlns:cx5="http://schemas.microsoft.com/office/drawing/2016/5/11/chartex" xmlns:cx6="http://schemas.microsoft.com/office/drawing/2016/5/12/chartex" xmlns:cx7="http://schemas.microsoft.com/office/drawing/2016/5/13/chartex" xmlns:cx8="http://schemas.microsoft.com/office/drawing/2016/5/14/chartex" xmlns:mc="http://schemas.openxmlformats.org/markup-compatibility/2006" xmlns:aink="http://schemas.microsoft.com/office/drawing/2016/ink" xmlns:am3d="http://schemas.microsoft.com/office/drawing/2017/model3d" xmlns:o="urn:schemas-microsoft-com:office:office" xmlns:oel="http://schemas.microsoft.com/office/2019/extlst" xmlns:r="http://schemas.openxmlformats.org/officeDocument/2006/relationships" xmlns:m="http://schemas.openxmlformats.org/officeDocument/2006/math" xmlns:v="urn:schemas-microsoft-com:vml" xmlns:wp14="http://schemas.microsoft.com/office/word/2010/wordprocessingDrawing" xmlns:wp="http://schemas.openxmlformats.org/drawingml/2006/wordprocessingDrawing" xmlns:w10="urn:schemas-microsoft-com:office:word" xmlns:w="http://schemas.openxmlformats.org/wordprocessingml/2006/main" xmlns:w14="http://schemas.microsoft.com/office/word/2010/wordml" xmlns:w15="http://schemas.microsoft.com/office/word/2012/wordml" xmlns:w16cei="http://schemas.microsoft.com/office/word/2026/wordml/cei" xmlns:w16cex="http://schemas.microsoft.com/office/word/2018/wordml/cex" xmlns:w16cid="http://schemas.microsoft.com/office/word/2016/wordml/cid" xmlns:w16="http://schemas.microsoft.com/office/word/2018/wordml" xmlns:w16du="http://schemas.microsoft.com/office/word/2023/wordml/word16du" xmlns:w16sdtdh="http://schemas.microsoft.com/office/word/2020/wordml/sdtdatahash" xmlns:w16sdtfl="http://schemas.microsoft.com/office/word/2024/wordml/sdtformatlock" xmlns:w16se="http://schemas.microsoft.com/office/word/2015/wordml/symex" xmlns:wpg="http://schemas.microsoft.com/office/word/2010/wordprocessingGroup" xmlns:wpi="http://schemas.microsoft.com/office/word/2010/wordprocessingInk" xmlns:wne="http://schemas.microsoft.com/office/word/2006/wordml" xmlns:wps="http://schemas.microsoft.com/office/word/2010/wordprocessingShape" mc:Ignorable="w14 w15 w16se w16cid w16 w16cex w16sdtdh w16sdtfl w16du wp14">
+<w:document xmlns:wpc="http://schemas.microsoft.com/office/word/2010/wordprocessingCanvas" xmlns:cx="http://schemas.microsoft.com/office/drawing/2014/chartex" xmlns:cx1="http://schemas.microsoft.com/office/drawing/2015/9/8/chartex" xmlns:cx2="http://schemas.microsoft.com/office/drawing/2015/10/21/chartex" xmlns:cx3="http://schemas.microsoft.com/office/drawing/2016/5/9/chartex" xmlns:cx4="http://schemas.microsoft.com/office/drawing/2016/5/10/chartex" xmlns:cx5="http://schemas.microsoft.com/office/drawing/2016/5/11/chartex" xmlns:cx6="http://schemas.microsoft.com/office/drawing/2016/5/12/chartex" xmlns:cx7="http://schemas.microsoft.com/office/drawing/2016/5/13/chartex" xmlns:cx8="http://schemas.microsoft.com/office/drawing/2016/5/14/chartex" xmlns:mc="http://schemas.openxmlformats.org/markup-compatibility/2006" xmlns:aink="http://schemas.microsoft.com/office/drawing/2016/ink" xmlns:am3d="http://schemas.microsoft.com/office/drawing/2017/model3d" xmlns:o="urn:schemas-microsoft-com:office:office" xmlns:r="http://schemas.openxmlformats.org/officeDocument/2006/relationships" xmlns:m="http://schemas.openxmlformats.org/officeDocument/2006/math" xmlns:v="urn:schemas-microsoft-com:vml" xmlns:wp14="http://schemas.microsoft.com/office/word/2010/wordprocessingDrawing" xmlns:wp="http://schemas.openxmlformats.org/drawingml/2006/wordprocessingDrawing" xmlns:w10="urn:schemas-microsoft-com:office:word" xmlns:w="http://schemas.openxmlformats.org/wordprocessingml/2006/main" xmlns:w14="http://schemas.microsoft.com/office/word/2010/wordml" xmlns:w15="http://schemas.microsoft.com/office/word/2012/wordml" xmlns:w16cid="http://schemas.microsoft.com/office/word/2016/wordml/cid" xmlns:w16se="http://schemas.microsoft.com/office/word/2015/wordml/symex" xmlns:wpg="http://schemas.microsoft.com/office/word/2010/wordprocessingGroup" xmlns:wpi="http://schemas.microsoft.com/office/word/2010/wordprocessingInk" xmlns:wne="http://schemas.microsoft.com/office/word/2006/wordml" xmlns:wps="http://schemas.microsoft.com/office/word/2010/wordprocessingShape" mc:Ignorable="w14 w15 w16se w16cid wp14">
   <w:body>
     <w:p>
       <w:pPr>
@@ -545,7 +545,7 @@
               </wp:anchor>
             </w:drawing>
           </mc:Choice>
-          <mc:Fallback>
+          <mc:Fallback xmlns:w16sdtfl="http://schemas.microsoft.com/office/word/2024/wordml/sdtformatlock" xmlns:w16sdtdh="http://schemas.microsoft.com/office/word/2020/wordml/sdtdatahash" xmlns:w16du="http://schemas.microsoft.com/office/word/2023/wordml/word16du" xmlns:w16="http://schemas.microsoft.com/office/word/2018/wordml" xmlns:w16cex="http://schemas.microsoft.com/office/word/2018/wordml/cex" xmlns:w16cei="http://schemas.microsoft.com/office/word/2026/wordml/cei" xmlns:oel="http://schemas.microsoft.com/office/2019/extlst">
             <w:pict>
               <v:line w14:anchorId="376D5767" id="Straight Connector 168286941" o:spid="_x0000_s1026" style="position:absolute;z-index:251688960;visibility:visible;mso-wrap-style:square;mso-width-percent:0;mso-wrap-distance-left:9pt;mso-wrap-distance-top:0;mso-wrap-distance-right:9pt;mso-wrap-distance-bottom:0;mso-position-horizontal:absolute;mso-position-horizontal-relative:text;mso-position-vertical:absolute;mso-position-vertical-relative:text;mso-width-percent:0;mso-width-relative:margin" from="236.95pt,30.15pt" to="267.7pt,30.15pt" o:gfxdata="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" strokecolor="black [3213]" strokeweight="1.5pt">
                 <v:stroke joinstyle="miter"/>
@@ -638,21 +638,7 @@
                               <w:rPr>
                                 <w:rFonts w:ascii="Consolas" w:hAnsi="Consolas"/>
                               </w:rPr>
-                              <w:t xml:space="preserve">Current speed </w:t>
-                            </w:r>
-                            <w:proofErr w:type="gramStart"/>
-                            <w:r>
-                              <w:rPr>
-                                <w:rFonts w:ascii="Consolas" w:hAnsi="Consolas"/>
-                              </w:rPr>
-                              <w:t>at</w:t>
-                            </w:r>
-                            <w:proofErr w:type="gramEnd"/>
-                            <w:r>
-                              <w:rPr>
-                                <w:rFonts w:ascii="Consolas" w:hAnsi="Consolas"/>
-                              </w:rPr>
-                              <w:t xml:space="preserve"> t=0 is 0.000 m/s</w:t>
+                              <w:t>Current speed at t=0 is 0.000 m/s</w:t>
                             </w:r>
                           </w:p>
                           <w:p>
@@ -714,7 +700,7 @@
                 <v:stroke joinstyle="miter"/>
                 <v:path gradientshapeok="t" o:connecttype="rect"/>
               </v:shapetype>
-              <v:shape id="Text Box 2" o:spid="_x0000_s1026" type="#_x0000_t202" style="width:448.9pt;height:90.75pt;visibility:visible;mso-wrap-style:square;mso-left-percent:-10001;mso-top-percent:-10001;mso-position-horizontal:absolute;mso-position-horizontal-relative:char;mso-position-vertical:absolute;mso-position-vertical-relative:line;mso-left-percent:-10001;mso-top-percent:-10001;v-text-anchor:top" o:gfxdata="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">
+              <v:shape id="Text Box 2" o:spid="_x0000_s1026" type="#_x0000_t202" style="width:448.9pt;height:90.75pt;visibility:visible;mso-wrap-style:square;mso-left-percent:-10001;mso-top-percent:-10001;mso-position-horizontal:absolute;mso-position-horizontal-relative:char;mso-position-vertical:absolute;mso-position-vertical-relative:line;mso-left-percent:-10001;mso-top-percent:-10001;v-text-anchor:top" o:gfxdata="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">
                 <v:textbox>
                   <w:txbxContent>
                     <w:p>
@@ -885,7 +871,7 @@
               </wp:anchor>
             </w:drawing>
           </mc:Choice>
-          <mc:Fallback>
+          <mc:Fallback xmlns:w16sdtfl="http://schemas.microsoft.com/office/word/2024/wordml/sdtformatlock" xmlns:w16sdtdh="http://schemas.microsoft.com/office/word/2020/wordml/sdtdatahash" xmlns:w16du="http://schemas.microsoft.com/office/word/2023/wordml/word16du" xmlns:w16="http://schemas.microsoft.com/office/word/2018/wordml" xmlns:w16cex="http://schemas.microsoft.com/office/word/2018/wordml/cex" xmlns:w16cei="http://schemas.microsoft.com/office/word/2026/wordml/cei" xmlns:oel="http://schemas.microsoft.com/office/2019/extlst">
             <w:pict>
               <v:line w14:anchorId="3FA9BFD7" id="Straight Connector 390223022" o:spid="_x0000_s1026" style="position:absolute;z-index:251695104;visibility:visible;mso-wrap-style:square;mso-width-percent:0;mso-wrap-distance-left:9pt;mso-wrap-distance-top:0;mso-wrap-distance-right:9pt;mso-wrap-distance-bottom:0;mso-position-horizontal:absolute;mso-position-horizontal-relative:text;mso-position-vertical:absolute;mso-position-vertical-relative:text;mso-width-percent:0;mso-width-relative:margin" from="237.7pt,29.9pt" to="266.95pt,29.9pt" o:gfxdata="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" strokecolor="black [3213]" strokeweight="1.5pt">
                 <v:stroke joinstyle="miter"/>
@@ -978,21 +964,7 @@
                               <w:rPr>
                                 <w:rFonts w:ascii="Consolas" w:hAnsi="Consolas"/>
                               </w:rPr>
-                              <w:t xml:space="preserve">Current speed </w:t>
-                            </w:r>
-                            <w:proofErr w:type="gramStart"/>
-                            <w:r>
-                              <w:rPr>
-                                <w:rFonts w:ascii="Consolas" w:hAnsi="Consolas"/>
-                              </w:rPr>
-                              <w:t>at</w:t>
-                            </w:r>
-                            <w:proofErr w:type="gramEnd"/>
-                            <w:r>
-                              <w:rPr>
-                                <w:rFonts w:ascii="Consolas" w:hAnsi="Consolas"/>
-                              </w:rPr>
-                              <w:t xml:space="preserve"> t=0 is 0.000 m/s</w:t>
+                              <w:t>Current speed at t=0 is 0.000 m/s</w:t>
                             </w:r>
                           </w:p>
                           <w:p>
@@ -1036,7 +1008,7 @@
           </mc:Choice>
           <mc:Fallback>
             <w:pict>
-              <v:shape w14:anchorId="002BFDB1" id="_x0000_s1027" type="#_x0000_t202" style="width:448.9pt;height:76.5pt;visibility:visible;mso-wrap-style:square;mso-left-percent:-10001;mso-top-percent:-10001;mso-position-horizontal:absolute;mso-position-horizontal-relative:char;mso-position-vertical:absolute;mso-position-vertical-relative:line;mso-left-percent:-10001;mso-top-percent:-10001;v-text-anchor:top" o:gfxdata="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">
+              <v:shape w14:anchorId="002BFDB1" id="_x0000_s1027" type="#_x0000_t202" style="width:448.9pt;height:76.5pt;visibility:visible;mso-wrap-style:square;mso-left-percent:-10001;mso-top-percent:-10001;mso-position-horizontal:absolute;mso-position-horizontal-relative:char;mso-position-vertical:absolute;mso-position-vertical-relative:line;mso-left-percent:-10001;mso-top-percent:-10001;v-text-anchor:top" o:gfxdata="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">
                 <v:textbox>
                   <w:txbxContent>
                     <w:p>
@@ -1309,7 +1281,7 @@
           </mc:Choice>
           <mc:Fallback>
             <w:pict>
-              <v:shape w14:anchorId="2B3AF616" id="_x0000_s1028" type="#_x0000_t202" style="width:448.9pt;height:187.5pt;visibility:visible;mso-wrap-style:square;mso-left-percent:-10001;mso-top-percent:-10001;mso-position-horizontal:absolute;mso-position-horizontal-relative:char;mso-position-vertical:absolute;mso-position-vertical-relative:line;mso-left-percent:-10001;mso-top-percent:-10001;v-text-anchor:top" o:gfxdata="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">
+              <v:shape w14:anchorId="2B3AF616" id="_x0000_s1028" type="#_x0000_t202" style="width:448.9pt;height:187.5pt;visibility:visible;mso-wrap-style:square;mso-left-percent:-10001;mso-top-percent:-10001;mso-position-horizontal:absolute;mso-position-horizontal-relative:char;mso-position-vertical:absolute;mso-position-vertical-relative:line;mso-left-percent:-10001;mso-top-percent:-10001;v-text-anchor:top" o:gfxdata="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">
                 <v:textbox>
                   <w:txbxContent>
                     <w:p>
@@ -1648,7 +1620,7 @@
               </wp:anchor>
             </w:drawing>
           </mc:Choice>
-          <mc:Fallback>
+          <mc:Fallback xmlns:w16sdtfl="http://schemas.microsoft.com/office/word/2024/wordml/sdtformatlock" xmlns:w16sdtdh="http://schemas.microsoft.com/office/word/2020/wordml/sdtdatahash" xmlns:w16du="http://schemas.microsoft.com/office/word/2023/wordml/word16du" xmlns:w16="http://schemas.microsoft.com/office/word/2018/wordml" xmlns:w16cex="http://schemas.microsoft.com/office/word/2018/wordml/cex" xmlns:w16cei="http://schemas.microsoft.com/office/word/2026/wordml/cei" xmlns:oel="http://schemas.microsoft.com/office/2019/extlst">
             <w:pict>
               <v:line w14:anchorId="5B41E80B" id="Straight Connector 693339351" o:spid="_x0000_s1026" style="position:absolute;z-index:251722752;visibility:visible;mso-wrap-style:square;mso-width-percent:0;mso-wrap-distance-left:9pt;mso-wrap-distance-top:0;mso-wrap-distance-right:9pt;mso-wrap-distance-bottom:0;mso-position-horizontal:absolute;mso-position-horizontal-relative:text;mso-position-vertical:absolute;mso-position-vertical-relative:text;mso-width-percent:0;mso-width-relative:margin" from="87.05pt,28.8pt" to="105.05pt,28.8pt" o:gfxdata="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" strokecolor="black [3213]" strokeweight="1.5pt">
                 <v:stroke joinstyle="miter"/>
@@ -1722,7 +1694,7 @@
               </wp:anchor>
             </w:drawing>
           </mc:Choice>
-          <mc:Fallback>
+          <mc:Fallback xmlns:w16sdtfl="http://schemas.microsoft.com/office/word/2024/wordml/sdtformatlock" xmlns:w16sdtdh="http://schemas.microsoft.com/office/word/2020/wordml/sdtdatahash" xmlns:w16du="http://schemas.microsoft.com/office/word/2023/wordml/word16du" xmlns:w16="http://schemas.microsoft.com/office/word/2018/wordml" xmlns:w16cex="http://schemas.microsoft.com/office/word/2018/wordml/cex" xmlns:w16cei="http://schemas.microsoft.com/office/word/2026/wordml/cei" xmlns:oel="http://schemas.microsoft.com/office/2019/extlst">
             <w:pict>
               <v:line w14:anchorId="5D07762B" id="Straight Connector 1163392985" o:spid="_x0000_s1026" style="position:absolute;z-index:251769856;visibility:visible;mso-wrap-style:square;mso-width-percent:0;mso-wrap-distance-left:9pt;mso-wrap-distance-top:0;mso-wrap-distance-right:9pt;mso-wrap-distance-bottom:0;mso-position-horizontal:absolute;mso-position-horizontal-relative:text;mso-position-vertical:absolute;mso-position-vertical-relative:text;mso-width-percent:0;mso-width-relative:margin" from="87pt,15.7pt" to="105pt,15.7pt" o:gfxdata="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" strokecolor="black [3213]" strokeweight="1.5pt">
                 <v:stroke joinstyle="miter"/>
@@ -1796,7 +1768,7 @@
               </wp:anchor>
             </w:drawing>
           </mc:Choice>
-          <mc:Fallback>
+          <mc:Fallback xmlns:w16sdtfl="http://schemas.microsoft.com/office/word/2024/wordml/sdtformatlock" xmlns:w16sdtdh="http://schemas.microsoft.com/office/word/2020/wordml/sdtdatahash" xmlns:w16du="http://schemas.microsoft.com/office/word/2023/wordml/word16du" xmlns:w16="http://schemas.microsoft.com/office/word/2018/wordml" xmlns:w16cex="http://schemas.microsoft.com/office/word/2018/wordml/cex" xmlns:w16cei="http://schemas.microsoft.com/office/word/2026/wordml/cei" xmlns:oel="http://schemas.microsoft.com/office/2019/extlst">
             <w:pict>
               <v:line w14:anchorId="43B1C217" id="Straight Connector 1898192204" o:spid="_x0000_s1026" style="position:absolute;z-index:251771904;visibility:visible;mso-wrap-style:square;mso-width-percent:0;mso-wrap-distance-left:9pt;mso-wrap-distance-top:0;mso-wrap-distance-right:9pt;mso-wrap-distance-bottom:0;mso-position-horizontal:absolute;mso-position-horizontal-relative:text;mso-position-vertical:absolute;mso-position-vertical-relative:text;mso-width-percent:0;mso-width-relative:margin" from="90.75pt,41.85pt" to="108.75pt,41.85pt" o:gfxdata="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" strokecolor="black [3213]" strokeweight="1.5pt">
                 <v:stroke joinstyle="miter"/>
@@ -1927,7 +1899,7 @@
           </mc:Choice>
           <mc:Fallback>
             <w:pict>
-              <v:shape w14:anchorId="1986EE79" id="_x0000_s1029" type="#_x0000_t202" style="width:448.9pt;height:71.25pt;visibility:visible;mso-wrap-style:square;mso-left-percent:-10001;mso-top-percent:-10001;mso-position-horizontal:absolute;mso-position-horizontal-relative:char;mso-position-vertical:absolute;mso-position-vertical-relative:line;mso-left-percent:-10001;mso-top-percent:-10001;v-text-anchor:top" o:gfxdata="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">
+              <v:shape w14:anchorId="1986EE79" id="_x0000_s1029" type="#_x0000_t202" style="width:448.9pt;height:71.25pt;visibility:visible;mso-wrap-style:square;mso-left-percent:-10001;mso-top-percent:-10001;mso-position-horizontal:absolute;mso-position-horizontal-relative:char;mso-position-vertical:absolute;mso-position-vertical-relative:line;mso-left-percent:-10001;mso-top-percent:-10001;v-text-anchor:top" o:gfxdata="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">
                 <v:textbox>
                   <w:txbxContent>
                     <w:p>
@@ -2078,7 +2050,7 @@
               </wp:anchor>
             </w:drawing>
           </mc:Choice>
-          <mc:Fallback>
+          <mc:Fallback xmlns:w16sdtfl="http://schemas.microsoft.com/office/word/2024/wordml/sdtformatlock" xmlns:w16sdtdh="http://schemas.microsoft.com/office/word/2020/wordml/sdtdatahash" xmlns:w16du="http://schemas.microsoft.com/office/word/2023/wordml/word16du" xmlns:w16="http://schemas.microsoft.com/office/word/2018/wordml" xmlns:w16cex="http://schemas.microsoft.com/office/word/2018/wordml/cex" xmlns:w16cei="http://schemas.microsoft.com/office/word/2026/wordml/cei" xmlns:oel="http://schemas.microsoft.com/office/2019/extlst">
             <w:pict>
               <v:line w14:anchorId="7923EC67" id="Straight Connector 2077702221" o:spid="_x0000_s1026" style="position:absolute;z-index:251773952;visibility:visible;mso-wrap-style:square;mso-width-percent:0;mso-wrap-distance-left:9pt;mso-wrap-distance-top:0;mso-wrap-distance-right:9pt;mso-wrap-distance-bottom:0;mso-position-horizontal:absolute;mso-position-horizontal-relative:text;mso-position-vertical:absolute;mso-position-vertical-relative:text;mso-width-percent:0;mso-width-relative:margin" from="87.75pt,28.5pt" to="105.75pt,28.5pt" o:gfxdata="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" strokecolor="black [3213]" strokeweight="1.5pt">
                 <v:stroke joinstyle="miter"/>
@@ -2152,7 +2124,7 @@
               </wp:anchor>
             </w:drawing>
           </mc:Choice>
-          <mc:Fallback>
+          <mc:Fallback xmlns:w16sdtfl="http://schemas.microsoft.com/office/word/2024/wordml/sdtformatlock" xmlns:w16sdtdh="http://schemas.microsoft.com/office/word/2020/wordml/sdtdatahash" xmlns:w16du="http://schemas.microsoft.com/office/word/2023/wordml/word16du" xmlns:w16="http://schemas.microsoft.com/office/word/2018/wordml" xmlns:w16cex="http://schemas.microsoft.com/office/word/2018/wordml/cex" xmlns:w16cei="http://schemas.microsoft.com/office/word/2026/wordml/cei" xmlns:oel="http://schemas.microsoft.com/office/2019/extlst">
             <w:pict>
               <v:line w14:anchorId="410EBE42" id="Straight Connector 2113080118" o:spid="_x0000_s1026" style="position:absolute;z-index:251724800;visibility:visible;mso-wrap-style:square;mso-width-percent:0;mso-wrap-distance-left:9pt;mso-wrap-distance-top:0;mso-wrap-distance-right:9pt;mso-wrap-distance-bottom:0;mso-position-horizontal:absolute;mso-position-horizontal-relative:text;mso-position-vertical:absolute;mso-position-vertical-relative:text;mso-width-percent:0;mso-width-relative:margin" from="87.6pt,16.35pt" to="105.6pt,16.35pt" o:gfxdata="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" strokecolor="black [3213]" strokeweight="1.5pt">
                 <v:stroke joinstyle="miter"/>
@@ -2269,7 +2241,7 @@
           </mc:Choice>
           <mc:Fallback>
             <w:pict>
-              <v:shape w14:anchorId="7B3C81DA" id="_x0000_s1030" type="#_x0000_t202" style="width:448.9pt;height:59.25pt;visibility:visible;mso-wrap-style:square;mso-left-percent:-10001;mso-top-percent:-10001;mso-position-horizontal:absolute;mso-position-horizontal-relative:char;mso-position-vertical:absolute;mso-position-vertical-relative:line;mso-left-percent:-10001;mso-top-percent:-10001;v-text-anchor:top" o:gfxdata="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">
+              <v:shape w14:anchorId="7B3C81DA" id="_x0000_s1030" type="#_x0000_t202" style="width:448.9pt;height:59.25pt;visibility:visible;mso-wrap-style:square;mso-left-percent:-10001;mso-top-percent:-10001;mso-position-horizontal:absolute;mso-position-horizontal-relative:char;mso-position-vertical:absolute;mso-position-vertical-relative:line;mso-left-percent:-10001;mso-top-percent:-10001;v-text-anchor:top" o:gfxdata="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">
                 <v:textbox>
                   <w:txbxContent>
                     <w:p>
@@ -2522,7 +2494,7 @@
           </mc:Choice>
           <mc:Fallback>
             <w:pict>
-              <v:shape w14:anchorId="3CF77C67" id="_x0000_s1031" type="#_x0000_t202" style="width:448.9pt;height:6in;visibility:visible;mso-wrap-style:square;mso-left-percent:-10001;mso-top-percent:-10001;mso-position-horizontal:absolute;mso-position-horizontal-relative:char;mso-position-vertical:absolute;mso-position-vertical-relative:line;mso-left-percent:-10001;mso-top-percent:-10001;v-text-anchor:top" o:gfxdata="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">
+              <v:shape w14:anchorId="3CF77C67" id="_x0000_s1031" type="#_x0000_t202" style="width:448.9pt;height:6in;visibility:visible;mso-wrap-style:square;mso-left-percent:-10001;mso-top-percent:-10001;mso-position-horizontal:absolute;mso-position-horizontal-relative:char;mso-position-vertical:absolute;mso-position-vertical-relative:line;mso-left-percent:-10001;mso-top-percent:-10001;v-text-anchor:top" o:gfxdata="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">
                 <v:textbox>
                   <w:txbxContent>
                     <w:p>
@@ -2915,7 +2887,7 @@
           </mc:Choice>
           <mc:Fallback>
             <w:pict>
-              <v:shape w14:anchorId="34A27FC1" id="_x0000_s1032" type="#_x0000_t202" style="width:448.9pt;height:96.75pt;visibility:visible;mso-wrap-style:square;mso-left-percent:-10001;mso-top-percent:-10001;mso-position-horizontal:absolute;mso-position-horizontal-relative:char;mso-position-vertical:absolute;mso-position-vertical-relative:line;mso-left-percent:-10001;mso-top-percent:-10001;v-text-anchor:top" o:gfxdata="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">
+              <v:shape w14:anchorId="34A27FC1" id="_x0000_s1032" type="#_x0000_t202" style="width:448.9pt;height:96.75pt;visibility:visible;mso-wrap-style:square;mso-left-percent:-10001;mso-top-percent:-10001;mso-position-horizontal:absolute;mso-position-horizontal-relative:char;mso-position-vertical:absolute;mso-position-vertical-relative:line;mso-left-percent:-10001;mso-top-percent:-10001;v-text-anchor:top" o:gfxdata="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">
                 <v:textbox>
                   <w:txbxContent>
                     <w:p>
@@ -2929,8 +2901,22 @@
                         <w:rPr>
                           <w:rFonts w:ascii="Consolas" w:hAnsi="Consolas"/>
                         </w:rPr>
-                        <w:t>List of odd number :: 1 3 5 7 9 11 13 15 17 19 21 23 25 27 29 31 33 35 37 39 41 43 45 47 49 51 53 55 57 59 61 63 65 67 69 71 73 75 77 79 81 83 85 87 89 91 93 95 97 99</w:t>
+                        <w:t xml:space="preserve">List of odd </w:t>
                       </w:r>
+                      <w:proofErr w:type="gramStart"/>
+                      <w:r>
+                        <w:rPr>
+                          <w:rFonts w:ascii="Consolas" w:hAnsi="Consolas"/>
+                        </w:rPr>
+                        <w:t>number :</w:t>
+                      </w:r>
+                      <w:proofErr w:type="gramEnd"/>
+                      <w:r>
+                        <w:rPr>
+                          <w:rFonts w:ascii="Consolas" w:hAnsi="Consolas"/>
+                        </w:rPr>
+                        <w:t>: 1 3 5 7 9 11 13 15 17 19 21 23 25 27 29 31 33 35 37 39 41 43 45 47 49 51 53 55 57 59 61 63 65 67 69 71 73 75 77 79 81 83 85 87 89 91 93 95 97 99</w:t>
+                      </w:r>
                     </w:p>
                     <w:p>
                       <w:pPr>
@@ -2951,7 +2937,21 @@
                         <w:rPr>
                           <w:rFonts w:ascii="Consolas" w:hAnsi="Consolas"/>
                         </w:rPr>
-                        <w:t>List of even number :: 2 4 6 8 10 12 14 16 18 20 22 24 26 28 30 32 34 36 38 40 42 44 46 48 50 52 54 56 58 60 62 64 66 68 70 72 74 76 78 80 82 84 86 88 90 92 94 96 98 100</w:t>
+                        <w:t xml:space="preserve">List of even </w:t>
+                      </w:r>
+                      <w:proofErr w:type="gramStart"/>
+                      <w:r>
+                        <w:rPr>
+                          <w:rFonts w:ascii="Consolas" w:hAnsi="Consolas"/>
+                        </w:rPr>
+                        <w:t>number :</w:t>
+                      </w:r>
+                      <w:proofErr w:type="gramEnd"/>
+                      <w:r>
+                        <w:rPr>
+                          <w:rFonts w:ascii="Consolas" w:hAnsi="Consolas"/>
+                        </w:rPr>
+                        <w:t>: 2 4 6 8 10 12 14 16 18 20 22 24 26 28 30 32 34 36 38 40 42 44 46 48 50 52 54 56 58 60 62 64 66 68 70 72 74 76 78 80 82 84 86 88 90 92 94 96 98 100</w:t>
                       </w:r>
                     </w:p>
                   </w:txbxContent>
@@ -3173,7 +3173,7 @@
           </mc:Choice>
           <mc:Fallback>
             <w:pict>
-              <v:shape w14:anchorId="4EFCDAEF" id="_x0000_s1033" type="#_x0000_t202" style="width:448.9pt;height:495pt;visibility:visible;mso-wrap-style:square;mso-left-percent:-10001;mso-top-percent:-10001;mso-position-horizontal:absolute;mso-position-horizontal-relative:char;mso-position-vertical:absolute;mso-position-vertical-relative:line;mso-left-percent:-10001;mso-top-percent:-10001;v-text-anchor:top" o:gfxdata="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">
+              <v:shape w14:anchorId="4EFCDAEF" id="_x0000_s1033" type="#_x0000_t202" style="width:448.9pt;height:495pt;visibility:visible;mso-wrap-style:square;mso-left-percent:-10001;mso-top-percent:-10001;mso-position-horizontal:absolute;mso-position-horizontal-relative:char;mso-position-vertical:absolute;mso-position-vertical-relative:line;mso-left-percent:-10001;mso-top-percent:-10001;v-text-anchor:top" o:gfxdata="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">
                 <v:textbox>
                   <w:txbxContent>
                     <w:p>
@@ -3633,7 +3633,7 @@
               </wp:anchor>
             </w:drawing>
           </mc:Choice>
-          <mc:Fallback>
+          <mc:Fallback xmlns:w16sdtfl="http://schemas.microsoft.com/office/word/2024/wordml/sdtformatlock" xmlns:w16sdtdh="http://schemas.microsoft.com/office/word/2020/wordml/sdtdatahash" xmlns:w16du="http://schemas.microsoft.com/office/word/2023/wordml/word16du" xmlns:w16="http://schemas.microsoft.com/office/word/2018/wordml" xmlns:w16cex="http://schemas.microsoft.com/office/word/2018/wordml/cex" xmlns:w16cei="http://schemas.microsoft.com/office/word/2026/wordml/cei" xmlns:oel="http://schemas.microsoft.com/office/2019/extlst">
             <w:pict>
               <v:line w14:anchorId="7853C09D" id="Straight Connector 1971165825" o:spid="_x0000_s1026" style="position:absolute;z-index:251776000;visibility:visible;mso-wrap-style:square;mso-width-percent:0;mso-wrap-distance-left:9pt;mso-wrap-distance-top:0;mso-wrap-distance-right:9pt;mso-wrap-distance-bottom:0;mso-position-horizontal:absolute;mso-position-horizontal-relative:text;mso-position-vertical:absolute;mso-position-vertical-relative:text;mso-width-percent:0;mso-width-relative:margin" from="84.65pt,26.95pt" to="106.5pt,26.95pt" o:gfxdata="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" strokecolor="black [3213]" strokeweight="1.5pt">
                 <v:stroke joinstyle="miter"/>
@@ -3707,7 +3707,7 @@
               </wp:anchor>
             </w:drawing>
           </mc:Choice>
-          <mc:Fallback>
+          <mc:Fallback xmlns:w16sdtfl="http://schemas.microsoft.com/office/word/2024/wordml/sdtformatlock" xmlns:w16sdtdh="http://schemas.microsoft.com/office/word/2020/wordml/sdtdatahash" xmlns:w16du="http://schemas.microsoft.com/office/word/2023/wordml/word16du" xmlns:w16="http://schemas.microsoft.com/office/word/2018/wordml" xmlns:w16cex="http://schemas.microsoft.com/office/word/2018/wordml/cex" xmlns:w16cei="http://schemas.microsoft.com/office/word/2026/wordml/cei" xmlns:oel="http://schemas.microsoft.com/office/2019/extlst">
             <w:pict>
               <v:line w14:anchorId="3AB1D72E" id="Straight Connector 703762147" o:spid="_x0000_s1026" style="position:absolute;z-index:251778048;visibility:visible;mso-wrap-style:square;mso-width-percent:0;mso-wrap-distance-left:9pt;mso-wrap-distance-top:0;mso-wrap-distance-right:9pt;mso-wrap-distance-bottom:0;mso-position-horizontal:absolute;mso-position-horizontal-relative:text;mso-position-vertical:absolute;mso-position-vertical-relative:text;mso-width-percent:0;mso-width-relative:margin" from="150.25pt,38.4pt" to="168.25pt,38.4pt" o:gfxdata="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" strokecolor="black [3213]" strokeweight="1.5pt">
                 <v:stroke joinstyle="miter"/>
@@ -3781,7 +3781,7 @@
               </wp:anchor>
             </w:drawing>
           </mc:Choice>
-          <mc:Fallback>
+          <mc:Fallback xmlns:w16sdtfl="http://schemas.microsoft.com/office/word/2024/wordml/sdtformatlock" xmlns:w16sdtdh="http://schemas.microsoft.com/office/word/2020/wordml/sdtdatahash" xmlns:w16du="http://schemas.microsoft.com/office/word/2023/wordml/word16du" xmlns:w16="http://schemas.microsoft.com/office/word/2018/wordml" xmlns:w16cex="http://schemas.microsoft.com/office/word/2018/wordml/cex" xmlns:w16cei="http://schemas.microsoft.com/office/word/2026/wordml/cei" xmlns:oel="http://schemas.microsoft.com/office/2019/extlst">
             <w:pict>
               <v:line w14:anchorId="410C2DD2" id="Straight Connector 1082697533" o:spid="_x0000_s1026" style="position:absolute;z-index:251732992;visibility:visible;mso-wrap-style:square;mso-width-percent:0;mso-wrap-distance-left:9pt;mso-wrap-distance-top:0;mso-wrap-distance-right:9pt;mso-wrap-distance-bottom:0;mso-position-horizontal:absolute;mso-position-horizontal-relative:text;mso-position-vertical:absolute;mso-position-vertical-relative:text;mso-width-percent:0;mso-width-relative:margin" from="77.75pt,14.85pt" to="112.45pt,14.85pt" o:gfxdata="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" strokecolor="black [3213]" strokeweight="1.5pt">
                 <v:stroke joinstyle="miter"/>
@@ -4004,7 +4004,7 @@
           </mc:Choice>
           <mc:Fallback>
             <w:pict>
-              <v:shape w14:anchorId="267C0621" id="_x0000_s1034" type="#_x0000_t202" style="width:448.9pt;height:90.75pt;visibility:visible;mso-wrap-style:square;mso-left-percent:-10001;mso-top-percent:-10001;mso-position-horizontal:absolute;mso-position-horizontal-relative:char;mso-position-vertical:absolute;mso-position-vertical-relative:line;mso-left-percent:-10001;mso-top-percent:-10001;v-text-anchor:top" o:gfxdata="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">
+              <v:shape w14:anchorId="267C0621" id="_x0000_s1034" type="#_x0000_t202" style="width:448.9pt;height:90.75pt;visibility:visible;mso-wrap-style:square;mso-left-percent:-10001;mso-top-percent:-10001;mso-position-horizontal:absolute;mso-position-horizontal-relative:char;mso-position-vertical:absolute;mso-position-vertical-relative:line;mso-left-percent:-10001;mso-top-percent:-10001;v-text-anchor:top" o:gfxdata="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">
                 <v:textbox>
                   <w:txbxContent>
                     <w:p>
@@ -4080,49 +4080,87 @@
                           <w:szCs w:val="24"/>
                         </w:rPr>
                       </w:pPr>
+                      <w:proofErr w:type="gramStart"/>
                       <w:r>
                         <w:rPr>
                           <w:rFonts w:ascii="Consolas" w:hAnsi="Consolas"/>
                           <w:sz w:val="20"/>
                           <w:szCs w:val="24"/>
                         </w:rPr>
-                        <w:t>Width :: 21.50</w:t>
+                        <w:t>Width :</w:t>
                       </w:r>
-                    </w:p>
-                    <w:p>
-                      <w:pPr>
-                        <w:spacing w:after="0" w:line="240" w:lineRule="auto"/>
+                      <w:proofErr w:type="gramEnd"/>
+                      <w:r>
                         <w:rPr>
                           <w:rFonts w:ascii="Consolas" w:hAnsi="Consolas"/>
                           <w:sz w:val="20"/>
                           <w:szCs w:val="24"/>
                         </w:rPr>
-                      </w:pPr>
-                      <w:r>
+                        <w:t>: 21.50</w:t>
+                      </w:r>
+                    </w:p>
+                    <w:p>
+                      <w:pPr>
+                        <w:spacing w:after="0" w:line="240" w:lineRule="auto"/>
                         <w:rPr>
                           <w:rFonts w:ascii="Consolas" w:hAnsi="Consolas"/>
                           <w:sz w:val="20"/>
                           <w:szCs w:val="24"/>
                         </w:rPr>
-                        <w:t>Length :: 33.13</w:t>
-                      </w:r>
-                    </w:p>
-                    <w:p>
-                      <w:pPr>
-                        <w:spacing w:after="0" w:line="240" w:lineRule="auto"/>
+                      </w:pPr>
+                      <w:proofErr w:type="gramStart"/>
+                      <w:r>
                         <w:rPr>
                           <w:rFonts w:ascii="Consolas" w:hAnsi="Consolas"/>
                           <w:sz w:val="20"/>
                           <w:szCs w:val="24"/>
                         </w:rPr>
-                      </w:pPr>
+                        <w:t>Length :</w:t>
+                      </w:r>
+                      <w:proofErr w:type="gramEnd"/>
                       <w:r>
                         <w:rPr>
                           <w:rFonts w:ascii="Consolas" w:hAnsi="Consolas"/>
                           <w:sz w:val="20"/>
                           <w:szCs w:val="24"/>
                         </w:rPr>
-                        <w:t>Area for each n :: 178.05</w:t>
+                        <w:t>: 33.13</w:t>
+                      </w:r>
+                    </w:p>
+                    <w:p>
+                      <w:pPr>
+                        <w:spacing w:after="0" w:line="240" w:lineRule="auto"/>
+                        <w:rPr>
+                          <w:rFonts w:ascii="Consolas" w:hAnsi="Consolas"/>
+                          <w:sz w:val="20"/>
+                          <w:szCs w:val="24"/>
+                        </w:rPr>
+                      </w:pPr>
+                      <w:r>
+                        <w:rPr>
+                          <w:rFonts w:ascii="Consolas" w:hAnsi="Consolas"/>
+                          <w:sz w:val="20"/>
+                          <w:szCs w:val="24"/>
+                        </w:rPr>
+                        <w:t xml:space="preserve">Area for each </w:t>
+                      </w:r>
+                      <w:proofErr w:type="gramStart"/>
+                      <w:r>
+                        <w:rPr>
+                          <w:rFonts w:ascii="Consolas" w:hAnsi="Consolas"/>
+                          <w:sz w:val="20"/>
+                          <w:szCs w:val="24"/>
+                        </w:rPr>
+                        <w:t>n :</w:t>
+                      </w:r>
+                      <w:proofErr w:type="gramEnd"/>
+                      <w:r>
+                        <w:rPr>
+                          <w:rFonts w:ascii="Consolas" w:hAnsi="Consolas"/>
+                          <w:sz w:val="20"/>
+                          <w:szCs w:val="24"/>
+                        </w:rPr>
+                        <w:t>: 178.05</w:t>
                       </w:r>
                     </w:p>
                   </w:txbxContent>
@@ -4209,7 +4247,7 @@
               </wp:anchor>
             </w:drawing>
           </mc:Choice>
-          <mc:Fallback>
+          <mc:Fallback xmlns:w16sdtfl="http://schemas.microsoft.com/office/word/2024/wordml/sdtformatlock" xmlns:w16sdtdh="http://schemas.microsoft.com/office/word/2020/wordml/sdtdatahash" xmlns:w16du="http://schemas.microsoft.com/office/word/2023/wordml/word16du" xmlns:w16="http://schemas.microsoft.com/office/word/2018/wordml" xmlns:w16cex="http://schemas.microsoft.com/office/word/2018/wordml/cex" xmlns:w16cei="http://schemas.microsoft.com/office/word/2026/wordml/cei" xmlns:oel="http://schemas.microsoft.com/office/2019/extlst">
             <w:pict>
               <v:line w14:anchorId="13AC8ABC" id="Straight Connector 1135686131" o:spid="_x0000_s1026" style="position:absolute;z-index:251780096;visibility:visible;mso-wrap-style:square;mso-width-percent:0;mso-wrap-distance-left:9pt;mso-wrap-distance-top:0;mso-wrap-distance-right:9pt;mso-wrap-distance-bottom:0;mso-position-horizontal:absolute;mso-position-horizontal-relative:text;mso-position-vertical:absolute;mso-position-vertical-relative:text;mso-width-percent:0;mso-width-relative:margin" from="78.2pt,74pt" to="101.95pt,74pt" o:gfxdata="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" strokecolor="black [3213]" strokeweight="1.5pt">
                 <v:stroke joinstyle="miter"/>
@@ -4283,7 +4321,7 @@
               </wp:anchor>
             </w:drawing>
           </mc:Choice>
-          <mc:Fallback>
+          <mc:Fallback xmlns:w16sdtfl="http://schemas.microsoft.com/office/word/2024/wordml/sdtformatlock" xmlns:w16sdtdh="http://schemas.microsoft.com/office/word/2020/wordml/sdtdatahash" xmlns:w16du="http://schemas.microsoft.com/office/word/2023/wordml/word16du" xmlns:w16="http://schemas.microsoft.com/office/word/2018/wordml" xmlns:w16cex="http://schemas.microsoft.com/office/word/2018/wordml/cex" xmlns:w16cei="http://schemas.microsoft.com/office/word/2026/wordml/cei" xmlns:oel="http://schemas.microsoft.com/office/2019/extlst">
             <w:pict>
               <v:line w14:anchorId="37369DA8" id="Straight Connector 999814541" o:spid="_x0000_s1026" style="position:absolute;z-index:251735040;visibility:visible;mso-wrap-style:square;mso-width-percent:0;mso-wrap-distance-left:9pt;mso-wrap-distance-top:0;mso-wrap-distance-right:9pt;mso-wrap-distance-bottom:0;mso-position-horizontal:absolute;mso-position-horizontal-relative:text;mso-position-vertical:absolute;mso-position-vertical-relative:text;mso-width-percent:0;mso-width-relative:margin" from="73.7pt,15.75pt" to="91.7pt,15.75pt" o:gfxdata="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" strokecolor="black [3213]" strokeweight="1.5pt">
                 <v:stroke joinstyle="miter"/>
@@ -4357,7 +4395,7 @@
               </wp:anchor>
             </w:drawing>
           </mc:Choice>
-          <mc:Fallback>
+          <mc:Fallback xmlns:w16sdtfl="http://schemas.microsoft.com/office/word/2024/wordml/sdtformatlock" xmlns:w16sdtdh="http://schemas.microsoft.com/office/word/2020/wordml/sdtdatahash" xmlns:w16du="http://schemas.microsoft.com/office/word/2023/wordml/word16du" xmlns:w16="http://schemas.microsoft.com/office/word/2018/wordml" xmlns:w16cex="http://schemas.microsoft.com/office/word/2018/wordml/cex" xmlns:w16cei="http://schemas.microsoft.com/office/word/2026/wordml/cei" xmlns:oel="http://schemas.microsoft.com/office/2019/extlst">
             <w:pict>
               <v:line w14:anchorId="5E95DF87" id="Straight Connector 1771721531" o:spid="_x0000_s1026" style="position:absolute;z-index:251739136;visibility:visible;mso-wrap-style:square;mso-width-percent:0;mso-wrap-distance-left:9pt;mso-wrap-distance-top:0;mso-wrap-distance-right:9pt;mso-wrap-distance-bottom:0;mso-position-horizontal:absolute;mso-position-horizontal-relative:text;mso-position-vertical:absolute;mso-position-vertical-relative:text;mso-width-percent:0;mso-width-relative:margin" from="149.65pt,39pt" to="167.65pt,39pt" o:gfxdata="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" strokecolor="black [3213]" strokeweight="1.5pt">
                 <v:stroke joinstyle="miter"/>
@@ -4431,7 +4469,7 @@
               </wp:anchor>
             </w:drawing>
           </mc:Choice>
-          <mc:Fallback>
+          <mc:Fallback xmlns:w16sdtfl="http://schemas.microsoft.com/office/word/2024/wordml/sdtformatlock" xmlns:w16sdtdh="http://schemas.microsoft.com/office/word/2020/wordml/sdtdatahash" xmlns:w16du="http://schemas.microsoft.com/office/word/2023/wordml/word16du" xmlns:w16="http://schemas.microsoft.com/office/word/2018/wordml" xmlns:w16cex="http://schemas.microsoft.com/office/word/2018/wordml/cex" xmlns:w16cei="http://schemas.microsoft.com/office/word/2026/wordml/cei" xmlns:oel="http://schemas.microsoft.com/office/2019/extlst">
             <w:pict>
               <v:line w14:anchorId="3BDBF01A" id="Straight Connector 1245752091" o:spid="_x0000_s1026" style="position:absolute;z-index:251741184;visibility:visible;mso-wrap-style:square;mso-width-percent:0;mso-wrap-distance-left:9pt;mso-wrap-distance-top:0;mso-wrap-distance-right:9pt;mso-wrap-distance-bottom:0;mso-position-horizontal:absolute;mso-position-horizontal-relative:text;mso-position-vertical:absolute;mso-position-vertical-relative:text;mso-width-percent:0;mso-width-relative:margin" from="152.75pt,97.1pt" to="165.25pt,97.1pt" o:gfxdata="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" strokecolor="black [3213]" strokeweight="1.5pt">
                 <v:stroke joinstyle="miter"/>
@@ -4505,7 +4543,7 @@
               </wp:anchor>
             </w:drawing>
           </mc:Choice>
-          <mc:Fallback>
+          <mc:Fallback xmlns:w16sdtfl="http://schemas.microsoft.com/office/word/2024/wordml/sdtformatlock" xmlns:w16sdtdh="http://schemas.microsoft.com/office/word/2020/wordml/sdtdatahash" xmlns:w16du="http://schemas.microsoft.com/office/word/2023/wordml/word16du" xmlns:w16="http://schemas.microsoft.com/office/word/2018/wordml" xmlns:w16cex="http://schemas.microsoft.com/office/word/2018/wordml/cex" xmlns:w16cei="http://schemas.microsoft.com/office/word/2026/wordml/cei" xmlns:oel="http://schemas.microsoft.com/office/2019/extlst">
             <w:pict>
               <v:line w14:anchorId="3DEE406C" id="Straight Connector 216232883" o:spid="_x0000_s1026" style="position:absolute;z-index:251782144;visibility:visible;mso-wrap-style:square;mso-width-percent:0;mso-wrap-distance-left:9pt;mso-wrap-distance-top:0;mso-wrap-distance-right:9pt;mso-wrap-distance-bottom:0;mso-position-horizontal:absolute;mso-position-horizontal-relative:text;mso-position-vertical:absolute;mso-position-vertical-relative:text;mso-width-percent:0;mso-width-relative:margin" from="83.9pt,85.2pt" to="107.7pt,85.2pt" o:gfxdata="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" strokecolor="black [3213]" strokeweight="1.5pt">
                 <v:stroke joinstyle="miter"/>
@@ -4579,7 +4617,7 @@
               </wp:anchor>
             </w:drawing>
           </mc:Choice>
-          <mc:Fallback>
+          <mc:Fallback xmlns:w16sdtfl="http://schemas.microsoft.com/office/word/2024/wordml/sdtformatlock" xmlns:w16sdtdh="http://schemas.microsoft.com/office/word/2020/wordml/sdtdatahash" xmlns:w16du="http://schemas.microsoft.com/office/word/2023/wordml/word16du" xmlns:w16="http://schemas.microsoft.com/office/word/2018/wordml" xmlns:w16cex="http://schemas.microsoft.com/office/word/2018/wordml/cex" xmlns:w16cei="http://schemas.microsoft.com/office/word/2026/wordml/cei" xmlns:oel="http://schemas.microsoft.com/office/2019/extlst">
             <w:pict>
               <v:line w14:anchorId="6669FEE0" id="Straight Connector 1577138202" o:spid="_x0000_s1026" style="position:absolute;z-index:251737088;visibility:visible;mso-wrap-style:square;mso-width-percent:0;mso-wrap-distance-left:9pt;mso-wrap-distance-top:0;mso-wrap-distance-right:9pt;mso-wrap-distance-bottom:0;mso-position-horizontal:absolute;mso-position-horizontal-relative:text;mso-position-vertical:absolute;mso-position-vertical-relative:text;mso-width-percent:0;mso-width-relative:margin" from="83.8pt,26.5pt" to="106.9pt,26.5pt" o:gfxdata="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" strokecolor="black [3213]" strokeweight="1.5pt">
                 <v:stroke joinstyle="miter"/>
@@ -4884,7 +4922,7 @@
           </mc:Choice>
           <mc:Fallback>
             <w:pict>
-              <v:shape w14:anchorId="553922FC" id="_x0000_s1035" type="#_x0000_t202" style="width:448.9pt;height:147.75pt;visibility:visible;mso-wrap-style:square;mso-left-percent:-10001;mso-top-percent:-10001;mso-position-horizontal:absolute;mso-position-horizontal-relative:char;mso-position-vertical:absolute;mso-position-vertical-relative:line;mso-left-percent:-10001;mso-top-percent:-10001;v-text-anchor:top" o:gfxdata="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">
+              <v:shape w14:anchorId="553922FC" id="_x0000_s1035" type="#_x0000_t202" style="width:448.9pt;height:147.75pt;visibility:visible;mso-wrap-style:square;mso-left-percent:-10001;mso-top-percent:-10001;mso-position-horizontal:absolute;mso-position-horizontal-relative:char;mso-position-vertical:absolute;mso-position-vertical-relative:line;mso-left-percent:-10001;mso-top-percent:-10001;v-text-anchor:top" o:gfxdata="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">
                 <v:textbox>
                   <w:txbxContent>
                     <w:p>
@@ -5042,49 +5080,87 @@
                           <w:szCs w:val="24"/>
                         </w:rPr>
                       </w:pPr>
+                      <w:proofErr w:type="gramStart"/>
                       <w:r>
                         <w:rPr>
                           <w:rFonts w:ascii="Consolas" w:hAnsi="Consolas"/>
                           <w:sz w:val="20"/>
                           <w:szCs w:val="24"/>
                         </w:rPr>
-                        <w:t>Width :: 5.67</w:t>
+                        <w:t>Width :</w:t>
                       </w:r>
-                    </w:p>
-                    <w:p>
-                      <w:pPr>
-                        <w:spacing w:after="0" w:line="240" w:lineRule="auto"/>
+                      <w:proofErr w:type="gramEnd"/>
+                      <w:r>
                         <w:rPr>
                           <w:rFonts w:ascii="Consolas" w:hAnsi="Consolas"/>
                           <w:sz w:val="20"/>
                           <w:szCs w:val="24"/>
                         </w:rPr>
-                      </w:pPr>
-                      <w:r>
+                        <w:t>: 5.67</w:t>
+                      </w:r>
+                    </w:p>
+                    <w:p>
+                      <w:pPr>
+                        <w:spacing w:after="0" w:line="240" w:lineRule="auto"/>
                         <w:rPr>
                           <w:rFonts w:ascii="Consolas" w:hAnsi="Consolas"/>
                           <w:sz w:val="20"/>
                           <w:szCs w:val="24"/>
                         </w:rPr>
-                        <w:t>Length :: 6.78</w:t>
-                      </w:r>
-                    </w:p>
-                    <w:p>
-                      <w:pPr>
-                        <w:spacing w:after="0" w:line="240" w:lineRule="auto"/>
+                      </w:pPr>
+                      <w:proofErr w:type="gramStart"/>
+                      <w:r>
                         <w:rPr>
                           <w:rFonts w:ascii="Consolas" w:hAnsi="Consolas"/>
                           <w:sz w:val="20"/>
                           <w:szCs w:val="24"/>
                         </w:rPr>
-                      </w:pPr>
+                        <w:t>Length :</w:t>
+                      </w:r>
+                      <w:proofErr w:type="gramEnd"/>
                       <w:r>
                         <w:rPr>
                           <w:rFonts w:ascii="Consolas" w:hAnsi="Consolas"/>
                           <w:sz w:val="20"/>
                           <w:szCs w:val="24"/>
                         </w:rPr>
-                        <w:t>Area for each n :: 12.81</w:t>
+                        <w:t>: 6.78</w:t>
+                      </w:r>
+                    </w:p>
+                    <w:p>
+                      <w:pPr>
+                        <w:spacing w:after="0" w:line="240" w:lineRule="auto"/>
+                        <w:rPr>
+                          <w:rFonts w:ascii="Consolas" w:hAnsi="Consolas"/>
+                          <w:sz w:val="20"/>
+                          <w:szCs w:val="24"/>
+                        </w:rPr>
+                      </w:pPr>
+                      <w:r>
+                        <w:rPr>
+                          <w:rFonts w:ascii="Consolas" w:hAnsi="Consolas"/>
+                          <w:sz w:val="20"/>
+                          <w:szCs w:val="24"/>
+                        </w:rPr>
+                        <w:t xml:space="preserve">Area for each </w:t>
+                      </w:r>
+                      <w:proofErr w:type="gramStart"/>
+                      <w:r>
+                        <w:rPr>
+                          <w:rFonts w:ascii="Consolas" w:hAnsi="Consolas"/>
+                          <w:sz w:val="20"/>
+                          <w:szCs w:val="24"/>
+                        </w:rPr>
+                        <w:t>n :</w:t>
+                      </w:r>
+                      <w:proofErr w:type="gramEnd"/>
+                      <w:r>
+                        <w:rPr>
+                          <w:rFonts w:ascii="Consolas" w:hAnsi="Consolas"/>
+                          <w:sz w:val="20"/>
+                          <w:szCs w:val="24"/>
+                        </w:rPr>
+                        <w:t>: 12.81</w:t>
                       </w:r>
                     </w:p>
                   </w:txbxContent>
@@ -5288,7 +5364,7 @@
           </mc:Choice>
           <mc:Fallback>
             <w:pict>
-              <v:shape w14:anchorId="6D1EE8DF" id="_x0000_s1041" type="#_x0000_t202" style="width:448.9pt;height:288.55pt;visibility:visible;mso-wrap-style:square;mso-left-percent:-10001;mso-top-percent:-10001;mso-position-horizontal:absolute;mso-position-horizontal-relative:char;mso-position-vertical:absolute;mso-position-vertical-relative:line;mso-left-percent:-10001;mso-top-percent:-10001;v-text-anchor:top" o:gfxdata="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">
+              <v:shape w14:anchorId="6D1EE8DF" id="_x0000_s1036" type="#_x0000_t202" style="width:448.9pt;height:288.55pt;visibility:visible;mso-wrap-style:square;mso-left-percent:-10001;mso-top-percent:-10001;mso-position-horizontal:absolute;mso-position-horizontal-relative:char;mso-position-vertical:absolute;mso-position-vertical-relative:line;mso-left-percent:-10001;mso-top-percent:-10001;v-text-anchor:top" o:gfxdata="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">
                 <v:textbox>
                   <w:txbxContent>
                     <w:p>
@@ -5863,7 +5939,7 @@
               </wp:anchor>
             </w:drawing>
           </mc:Choice>
-          <mc:Fallback>
+          <mc:Fallback xmlns:w16sdtfl="http://schemas.microsoft.com/office/word/2024/wordml/sdtformatlock" xmlns:w16sdtdh="http://schemas.microsoft.com/office/word/2020/wordml/sdtdatahash" xmlns:w16du="http://schemas.microsoft.com/office/word/2023/wordml/word16du" xmlns:w16="http://schemas.microsoft.com/office/word/2018/wordml" xmlns:w16cex="http://schemas.microsoft.com/office/word/2018/wordml/cex" xmlns:w16cei="http://schemas.microsoft.com/office/word/2026/wordml/cei" xmlns:oel="http://schemas.microsoft.com/office/2019/extlst">
             <w:pict>
               <v:line w14:anchorId="17355108" id="Straight Connector 59995143" o:spid="_x0000_s1026" style="position:absolute;z-index:251784192;visibility:visible;mso-wrap-style:square;mso-width-percent:0;mso-wrap-distance-left:9pt;mso-wrap-distance-top:0;mso-wrap-distance-right:9pt;mso-wrap-distance-bottom:0;mso-position-horizontal:absolute;mso-position-horizontal-relative:text;mso-position-vertical:absolute;mso-position-vertical-relative:text;mso-width-percent:0;mso-width-relative:margin" from="168.05pt,41.95pt" to="185.3pt,41.95pt" o:gfxdata="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" strokecolor="black [3213]" strokeweight="1.5pt">
                 <v:stroke joinstyle="miter"/>
@@ -5937,7 +6013,7 @@
               </wp:anchor>
             </w:drawing>
           </mc:Choice>
-          <mc:Fallback>
+          <mc:Fallback xmlns:w16sdtfl="http://schemas.microsoft.com/office/word/2024/wordml/sdtformatlock" xmlns:w16sdtdh="http://schemas.microsoft.com/office/word/2020/wordml/sdtdatahash" xmlns:w16du="http://schemas.microsoft.com/office/word/2023/wordml/word16du" xmlns:w16="http://schemas.microsoft.com/office/word/2018/wordml" xmlns:w16cex="http://schemas.microsoft.com/office/word/2018/wordml/cex" xmlns:w16cei="http://schemas.microsoft.com/office/word/2026/wordml/cei" xmlns:oel="http://schemas.microsoft.com/office/2019/extlst">
             <w:pict>
               <v:line w14:anchorId="5CB03FAE" id="Straight Connector 1045859431" o:spid="_x0000_s1026" style="position:absolute;z-index:251788288;visibility:visible;mso-wrap-style:square;mso-width-percent:0;mso-wrap-distance-left:9pt;mso-wrap-distance-top:0;mso-wrap-distance-right:9pt;mso-wrap-distance-bottom:0;mso-position-horizontal:absolute;mso-position-horizontal-relative:text;mso-position-vertical:absolute;mso-position-vertical-relative:text;mso-width-percent:0;mso-width-relative:margin" from="168pt,67.05pt" to="185.25pt,67.05pt" o:gfxdata="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" strokecolor="black [3213]" strokeweight="1.5pt">
                 <v:stroke joinstyle="miter"/>
@@ -6011,7 +6087,7 @@
               </wp:anchor>
             </w:drawing>
           </mc:Choice>
-          <mc:Fallback>
+          <mc:Fallback xmlns:w16sdtfl="http://schemas.microsoft.com/office/word/2024/wordml/sdtformatlock" xmlns:w16sdtdh="http://schemas.microsoft.com/office/word/2020/wordml/sdtdatahash" xmlns:w16du="http://schemas.microsoft.com/office/word/2023/wordml/word16du" xmlns:w16="http://schemas.microsoft.com/office/word/2018/wordml" xmlns:w16cex="http://schemas.microsoft.com/office/word/2018/wordml/cex" xmlns:w16cei="http://schemas.microsoft.com/office/word/2026/wordml/cei" xmlns:oel="http://schemas.microsoft.com/office/2019/extlst">
             <w:pict>
               <v:line w14:anchorId="6BEBD230" id="Straight Connector 1161350844" o:spid="_x0000_s1026" style="position:absolute;z-index:251786240;visibility:visible;mso-wrap-style:square;mso-width-percent:0;mso-wrap-distance-left:9pt;mso-wrap-distance-top:0;mso-wrap-distance-right:9pt;mso-wrap-distance-bottom:0;mso-position-horizontal:absolute;mso-position-horizontal-relative:text;mso-position-vertical:absolute;mso-position-vertical-relative:text;mso-width-percent:0;mso-width-relative:margin" from="168pt,53.55pt" to="185.25pt,53.55pt" o:gfxdata="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" strokecolor="black [3213]" strokeweight="1.5pt">
                 <v:stroke joinstyle="miter"/>
@@ -6085,7 +6161,7 @@
               </wp:anchor>
             </w:drawing>
           </mc:Choice>
-          <mc:Fallback>
+          <mc:Fallback xmlns:w16sdtfl="http://schemas.microsoft.com/office/word/2024/wordml/sdtformatlock" xmlns:w16sdtdh="http://schemas.microsoft.com/office/word/2020/wordml/sdtdatahash" xmlns:w16du="http://schemas.microsoft.com/office/word/2023/wordml/word16du" xmlns:w16="http://schemas.microsoft.com/office/word/2018/wordml" xmlns:w16cex="http://schemas.microsoft.com/office/word/2018/wordml/cex" xmlns:w16cei="http://schemas.microsoft.com/office/word/2026/wordml/cei" xmlns:oel="http://schemas.microsoft.com/office/2019/extlst">
             <w:pict>
               <v:line w14:anchorId="652ACEBB" id="Straight Connector 181032201" o:spid="_x0000_s1026" style="position:absolute;z-index:251790336;visibility:visible;mso-wrap-style:square;mso-width-percent:0;mso-wrap-distance-left:9pt;mso-wrap-distance-top:0;mso-wrap-distance-right:9pt;mso-wrap-distance-bottom:0;mso-position-horizontal:absolute;mso-position-horizontal-relative:text;mso-position-vertical:absolute;mso-position-vertical-relative:text;mso-width-percent:0;mso-width-relative:margin" from="168.5pt,92.55pt" to="185.75pt,92.55pt" o:gfxdata="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" strokecolor="black [3213]" strokeweight="1.5pt">
                 <v:stroke joinstyle="miter"/>
@@ -6162,7 +6238,7 @@
               </wp:anchor>
             </w:drawing>
           </mc:Choice>
-          <mc:Fallback>
+          <mc:Fallback xmlns:w16sdtfl="http://schemas.microsoft.com/office/word/2024/wordml/sdtformatlock" xmlns:w16sdtdh="http://schemas.microsoft.com/office/word/2020/wordml/sdtdatahash" xmlns:w16du="http://schemas.microsoft.com/office/word/2023/wordml/word16du" xmlns:w16="http://schemas.microsoft.com/office/word/2018/wordml" xmlns:w16cex="http://schemas.microsoft.com/office/word/2018/wordml/cex" xmlns:w16cei="http://schemas.microsoft.com/office/word/2026/wordml/cei" xmlns:oel="http://schemas.microsoft.com/office/2019/extlst">
             <w:pict>
               <v:line w14:anchorId="510EB179" id="Straight Connector 1089390490" o:spid="_x0000_s1026" style="position:absolute;z-index:251794432;visibility:visible;mso-wrap-style:square;mso-width-percent:0;mso-height-percent:0;mso-wrap-distance-left:9pt;mso-wrap-distance-top:0;mso-wrap-distance-right:9pt;mso-wrap-distance-bottom:0;mso-position-horizontal:absolute;mso-position-horizontal-relative:text;mso-position-vertical:absolute;mso-position-vertical-relative:text;mso-width-percent:0;mso-height-percent:0;mso-width-relative:margin;mso-height-relative:margin" from="168.5pt,118.55pt" to="185.75pt,118.55pt" o:gfxdata="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" strokecolor="black [3213]" strokeweight="1.5pt">
                 <v:stroke joinstyle="miter"/>
@@ -6236,7 +6312,7 @@
               </wp:anchor>
             </w:drawing>
           </mc:Choice>
-          <mc:Fallback>
+          <mc:Fallback xmlns:w16sdtfl="http://schemas.microsoft.com/office/word/2024/wordml/sdtformatlock" xmlns:w16sdtdh="http://schemas.microsoft.com/office/word/2020/wordml/sdtdatahash" xmlns:w16du="http://schemas.microsoft.com/office/word/2023/wordml/word16du" xmlns:w16="http://schemas.microsoft.com/office/word/2018/wordml" xmlns:w16cex="http://schemas.microsoft.com/office/word/2018/wordml/cex" xmlns:w16cei="http://schemas.microsoft.com/office/word/2026/wordml/cei" xmlns:oel="http://schemas.microsoft.com/office/2019/extlst">
             <w:pict>
               <v:line w14:anchorId="1D6A453F" id="Straight Connector 931707727" o:spid="_x0000_s1026" style="position:absolute;z-index:251792384;visibility:visible;mso-wrap-style:square;mso-width-percent:0;mso-wrap-distance-left:9pt;mso-wrap-distance-top:0;mso-wrap-distance-right:9pt;mso-wrap-distance-bottom:0;mso-position-horizontal:absolute;mso-position-horizontal-relative:text;mso-position-vertical:absolute;mso-position-vertical-relative:text;mso-width-percent:0;mso-width-relative:margin" from="168.5pt,105.55pt" to="185.75pt,105.55pt" o:gfxdata="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" strokecolor="black [3213]" strokeweight="1.5pt">
                 <v:stroke joinstyle="miter"/>
@@ -6310,7 +6386,7 @@
               </wp:anchor>
             </w:drawing>
           </mc:Choice>
-          <mc:Fallback>
+          <mc:Fallback xmlns:w16sdtfl="http://schemas.microsoft.com/office/word/2024/wordml/sdtformatlock" xmlns:w16sdtdh="http://schemas.microsoft.com/office/word/2020/wordml/sdtdatahash" xmlns:w16du="http://schemas.microsoft.com/office/word/2023/wordml/word16du" xmlns:w16="http://schemas.microsoft.com/office/word/2018/wordml" xmlns:w16cex="http://schemas.microsoft.com/office/word/2018/wordml/cex" xmlns:w16cei="http://schemas.microsoft.com/office/word/2026/wordml/cei" xmlns:oel="http://schemas.microsoft.com/office/2019/extlst">
             <w:pict>
               <v:line w14:anchorId="3D5203EB" id="Straight Connector 4" o:spid="_x0000_s1026" style="position:absolute;z-index:251678720;visibility:visible;mso-wrap-style:square;mso-width-percent:0;mso-wrap-distance-left:9pt;mso-wrap-distance-top:0;mso-wrap-distance-right:9pt;mso-wrap-distance-bottom:0;mso-position-horizontal:absolute;mso-position-horizontal-relative:text;mso-position-vertical:absolute;mso-position-vertical-relative:text;mso-width-percent:0;mso-width-relative:margin" from="171.6pt,80.65pt" to="188.85pt,80.65pt" o:gfxdata="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" strokecolor="black [3213]" strokeweight="1.5pt">
                 <v:stroke joinstyle="miter"/>
@@ -6397,21 +6473,35 @@
                               <w:rPr>
                                 <w:rFonts w:ascii="Consolas" w:hAnsi="Consolas"/>
                               </w:rPr>
-                              <w:t xml:space="preserve">Enter score for </w:t>
+                              <w:t>Enter score for student 1: 45</w:t>
                             </w:r>
-                            <w:proofErr w:type="gramStart"/>
+                          </w:p>
+                          <w:p>
+                            <w:pPr>
+                              <w:spacing w:after="0" w:line="240" w:lineRule="auto"/>
+                              <w:rPr>
+                                <w:rFonts w:ascii="Consolas" w:hAnsi="Consolas"/>
+                              </w:rPr>
+                            </w:pPr>
                             <w:r>
                               <w:rPr>
                                 <w:rFonts w:ascii="Consolas" w:hAnsi="Consolas"/>
                               </w:rPr>
-                              <w:t>student</w:t>
+                              <w:t>Enter score for student 2: 64</w:t>
                             </w:r>
-                            <w:proofErr w:type="gramEnd"/>
+                          </w:p>
+                          <w:p>
+                            <w:pPr>
+                              <w:spacing w:after="0" w:line="240" w:lineRule="auto"/>
+                              <w:rPr>
+                                <w:rFonts w:ascii="Consolas" w:hAnsi="Consolas"/>
+                              </w:rPr>
+                            </w:pPr>
                             <w:r>
                               <w:rPr>
                                 <w:rFonts w:ascii="Consolas" w:hAnsi="Consolas"/>
                               </w:rPr>
-                              <w:t xml:space="preserve"> 1: 45</w:t>
+                              <w:t>Enter score for student 3: 90</w:t>
                             </w:r>
                           </w:p>
                           <w:p>
@@ -6425,21 +6515,35 @@
                               <w:rPr>
                                 <w:rFonts w:ascii="Consolas" w:hAnsi="Consolas"/>
                               </w:rPr>
-                              <w:t xml:space="preserve">Enter score for </w:t>
+                              <w:t>Enter score for student 4: 103</w:t>
                             </w:r>
-                            <w:proofErr w:type="gramStart"/>
+                          </w:p>
+                          <w:p>
+                            <w:pPr>
+                              <w:spacing w:after="0" w:line="240" w:lineRule="auto"/>
+                              <w:rPr>
+                                <w:rFonts w:ascii="Consolas" w:hAnsi="Consolas"/>
+                              </w:rPr>
+                            </w:pPr>
                             <w:r>
                               <w:rPr>
                                 <w:rFonts w:ascii="Consolas" w:hAnsi="Consolas"/>
                               </w:rPr>
-                              <w:t>student</w:t>
+                              <w:t>Enter score for student 5: 20</w:t>
                             </w:r>
-                            <w:proofErr w:type="gramEnd"/>
+                          </w:p>
+                          <w:p>
+                            <w:pPr>
+                              <w:spacing w:after="0" w:line="240" w:lineRule="auto"/>
+                              <w:rPr>
+                                <w:rFonts w:ascii="Consolas" w:hAnsi="Consolas"/>
+                              </w:rPr>
+                            </w:pPr>
                             <w:r>
                               <w:rPr>
                                 <w:rFonts w:ascii="Consolas" w:hAnsi="Consolas"/>
                               </w:rPr>
-                              <w:t xml:space="preserve"> 2: 64</w:t>
+                              <w:t>Enter score for student 6: 4</w:t>
                             </w:r>
                           </w:p>
                           <w:p>
@@ -6453,133 +6557,7 @@
                               <w:rPr>
                                 <w:rFonts w:ascii="Consolas" w:hAnsi="Consolas"/>
                               </w:rPr>
-                              <w:t xml:space="preserve">Enter score for </w:t>
-                            </w:r>
-                            <w:proofErr w:type="gramStart"/>
-                            <w:r>
-                              <w:rPr>
-                                <w:rFonts w:ascii="Consolas" w:hAnsi="Consolas"/>
-                              </w:rPr>
-                              <w:t>student</w:t>
-                            </w:r>
-                            <w:proofErr w:type="gramEnd"/>
-                            <w:r>
-                              <w:rPr>
-                                <w:rFonts w:ascii="Consolas" w:hAnsi="Consolas"/>
-                              </w:rPr>
-                              <w:t xml:space="preserve"> 3: 90</w:t>
-                            </w:r>
-                          </w:p>
-                          <w:p>
-                            <w:pPr>
-                              <w:spacing w:after="0" w:line="240" w:lineRule="auto"/>
-                              <w:rPr>
-                                <w:rFonts w:ascii="Consolas" w:hAnsi="Consolas"/>
-                              </w:rPr>
-                            </w:pPr>
-                            <w:r>
-                              <w:rPr>
-                                <w:rFonts w:ascii="Consolas" w:hAnsi="Consolas"/>
-                              </w:rPr>
-                              <w:t xml:space="preserve">Enter score for </w:t>
-                            </w:r>
-                            <w:proofErr w:type="gramStart"/>
-                            <w:r>
-                              <w:rPr>
-                                <w:rFonts w:ascii="Consolas" w:hAnsi="Consolas"/>
-                              </w:rPr>
-                              <w:t>student</w:t>
-                            </w:r>
-                            <w:proofErr w:type="gramEnd"/>
-                            <w:r>
-                              <w:rPr>
-                                <w:rFonts w:ascii="Consolas" w:hAnsi="Consolas"/>
-                              </w:rPr>
-                              <w:t xml:space="preserve"> 4: 103</w:t>
-                            </w:r>
-                          </w:p>
-                          <w:p>
-                            <w:pPr>
-                              <w:spacing w:after="0" w:line="240" w:lineRule="auto"/>
-                              <w:rPr>
-                                <w:rFonts w:ascii="Consolas" w:hAnsi="Consolas"/>
-                              </w:rPr>
-                            </w:pPr>
-                            <w:r>
-                              <w:rPr>
-                                <w:rFonts w:ascii="Consolas" w:hAnsi="Consolas"/>
-                              </w:rPr>
-                              <w:t xml:space="preserve">Enter score for </w:t>
-                            </w:r>
-                            <w:proofErr w:type="gramStart"/>
-                            <w:r>
-                              <w:rPr>
-                                <w:rFonts w:ascii="Consolas" w:hAnsi="Consolas"/>
-                              </w:rPr>
-                              <w:t>student</w:t>
-                            </w:r>
-                            <w:proofErr w:type="gramEnd"/>
-                            <w:r>
-                              <w:rPr>
-                                <w:rFonts w:ascii="Consolas" w:hAnsi="Consolas"/>
-                              </w:rPr>
-                              <w:t xml:space="preserve"> 5: 20</w:t>
-                            </w:r>
-                          </w:p>
-                          <w:p>
-                            <w:pPr>
-                              <w:spacing w:after="0" w:line="240" w:lineRule="auto"/>
-                              <w:rPr>
-                                <w:rFonts w:ascii="Consolas" w:hAnsi="Consolas"/>
-                              </w:rPr>
-                            </w:pPr>
-                            <w:r>
-                              <w:rPr>
-                                <w:rFonts w:ascii="Consolas" w:hAnsi="Consolas"/>
-                              </w:rPr>
-                              <w:t xml:space="preserve">Enter score for </w:t>
-                            </w:r>
-                            <w:proofErr w:type="gramStart"/>
-                            <w:r>
-                              <w:rPr>
-                                <w:rFonts w:ascii="Consolas" w:hAnsi="Consolas"/>
-                              </w:rPr>
-                              <w:t>student</w:t>
-                            </w:r>
-                            <w:proofErr w:type="gramEnd"/>
-                            <w:r>
-                              <w:rPr>
-                                <w:rFonts w:ascii="Consolas" w:hAnsi="Consolas"/>
-                              </w:rPr>
-                              <w:t xml:space="preserve"> 6: 4</w:t>
-                            </w:r>
-                          </w:p>
-                          <w:p>
-                            <w:pPr>
-                              <w:spacing w:after="0" w:line="240" w:lineRule="auto"/>
-                              <w:rPr>
-                                <w:rFonts w:ascii="Consolas" w:hAnsi="Consolas"/>
-                              </w:rPr>
-                            </w:pPr>
-                            <w:r>
-                              <w:rPr>
-                                <w:rFonts w:ascii="Consolas" w:hAnsi="Consolas"/>
-                              </w:rPr>
-                              <w:t xml:space="preserve">Enter score for </w:t>
-                            </w:r>
-                            <w:proofErr w:type="gramStart"/>
-                            <w:r>
-                              <w:rPr>
-                                <w:rFonts w:ascii="Consolas" w:hAnsi="Consolas"/>
-                              </w:rPr>
-                              <w:t>student</w:t>
-                            </w:r>
-                            <w:proofErr w:type="gramEnd"/>
-                            <w:r>
-                              <w:rPr>
-                                <w:rFonts w:ascii="Consolas" w:hAnsi="Consolas"/>
-                              </w:rPr>
-                              <w:t xml:space="preserve"> 7: -1</w:t>
+                              <w:t>Enter score for student 7: -1</w:t>
                             </w:r>
                           </w:p>
                           <w:p>
@@ -6687,7 +6665,7 @@
           </mc:Choice>
           <mc:Fallback>
             <w:pict>
-              <v:shape w14:anchorId="6ECEB790" id="_x0000_s1037" type="#_x0000_t202" style="width:448.9pt;height:110.6pt;visibility:visible;mso-wrap-style:square;mso-left-percent:-10001;mso-top-percent:-10001;mso-position-horizontal:absolute;mso-position-horizontal-relative:char;mso-position-vertical:absolute;mso-position-vertical-relative:line;mso-left-percent:-10001;mso-top-percent:-10001;v-text-anchor:top" o:gfxdata="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">
+              <v:shape w14:anchorId="6ECEB790" id="_x0000_s1037" type="#_x0000_t202" style="width:448.9pt;height:110.6pt;visibility:visible;mso-wrap-style:square;mso-left-percent:-10001;mso-top-percent:-10001;mso-position-horizontal:absolute;mso-position-horizontal-relative:char;mso-position-vertical:absolute;mso-position-vertical-relative:line;mso-left-percent:-10001;mso-top-percent:-10001;v-text-anchor:top" o:gfxdata="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">
                 <v:textbox style="mso-fit-shape-to-text:t">
                   <w:txbxContent>
                     <w:p>
@@ -6829,8 +6807,22 @@
                         <w:rPr>
                           <w:rFonts w:ascii="Consolas" w:hAnsi="Consolas"/>
                         </w:rPr>
-                        <w:t>Average score :: 54.33</w:t>
+                        <w:t xml:space="preserve">Average </w:t>
                       </w:r>
+                      <w:proofErr w:type="gramStart"/>
+                      <w:r>
+                        <w:rPr>
+                          <w:rFonts w:ascii="Consolas" w:hAnsi="Consolas"/>
+                        </w:rPr>
+                        <w:t>score :</w:t>
+                      </w:r>
+                      <w:proofErr w:type="gramEnd"/>
+                      <w:r>
+                        <w:rPr>
+                          <w:rFonts w:ascii="Consolas" w:hAnsi="Consolas"/>
+                        </w:rPr>
+                        <w:t>: 54.33</w:t>
+                      </w:r>
                     </w:p>
                     <w:p>
                       <w:pPr>
@@ -6843,8 +6835,22 @@
                         <w:rPr>
                           <w:rFonts w:ascii="Consolas" w:hAnsi="Consolas"/>
                         </w:rPr>
-                        <w:t>Highest score :: 103, by student 4</w:t>
+                        <w:t xml:space="preserve">Highest </w:t>
                       </w:r>
+                      <w:proofErr w:type="gramStart"/>
+                      <w:r>
+                        <w:rPr>
+                          <w:rFonts w:ascii="Consolas" w:hAnsi="Consolas"/>
+                        </w:rPr>
+                        <w:t>score :</w:t>
+                      </w:r>
+                      <w:proofErr w:type="gramEnd"/>
+                      <w:r>
+                        <w:rPr>
+                          <w:rFonts w:ascii="Consolas" w:hAnsi="Consolas"/>
+                        </w:rPr>
+                        <w:t>: 103, by student 4</w:t>
+                      </w:r>
                     </w:p>
                     <w:p>
                       <w:pPr>
@@ -6857,7 +6863,21 @@
                         <w:rPr>
                           <w:rFonts w:ascii="Consolas" w:hAnsi="Consolas"/>
                         </w:rPr>
-                        <w:t>Lowest score  :: 4, by student 6</w:t>
+                        <w:t xml:space="preserve">Lowest </w:t>
+                      </w:r>
+                      <w:proofErr w:type="gramStart"/>
+                      <w:r>
+                        <w:rPr>
+                          <w:rFonts w:ascii="Consolas" w:hAnsi="Consolas"/>
+                        </w:rPr>
+                        <w:t>score  :</w:t>
+                      </w:r>
+                      <w:proofErr w:type="gramEnd"/>
+                      <w:r>
+                        <w:rPr>
+                          <w:rFonts w:ascii="Consolas" w:hAnsi="Consolas"/>
+                        </w:rPr>
+                        <w:t>: 4, by student 6</w:t>
                       </w:r>
                     </w:p>
                   </w:txbxContent>
@@ -6942,7 +6962,7 @@
               </wp:anchor>
             </w:drawing>
           </mc:Choice>
-          <mc:Fallback>
+          <mc:Fallback xmlns:w16sdtfl="http://schemas.microsoft.com/office/word/2024/wordml/sdtformatlock" xmlns:w16sdtdh="http://schemas.microsoft.com/office/word/2020/wordml/sdtdatahash" xmlns:w16du="http://schemas.microsoft.com/office/word/2023/wordml/word16du" xmlns:w16="http://schemas.microsoft.com/office/word/2018/wordml" xmlns:w16cex="http://schemas.microsoft.com/office/word/2018/wordml/cex" xmlns:w16cei="http://schemas.microsoft.com/office/word/2026/wordml/cei" xmlns:oel="http://schemas.microsoft.com/office/2019/extlst">
             <w:pict>
               <v:line w14:anchorId="1F89ACAC" id="Straight Connector 538985225" o:spid="_x0000_s1026" style="position:absolute;z-index:251796480;visibility:visible;mso-wrap-style:square;mso-width-percent:0;mso-wrap-distance-left:9pt;mso-wrap-distance-top:0;mso-wrap-distance-right:9pt;mso-wrap-distance-bottom:0;mso-position-horizontal:absolute;mso-position-horizontal-relative:text;mso-position-vertical:absolute;mso-position-vertical-relative:text;mso-width-percent:0;mso-width-relative:margin" from="169.5pt,41.35pt" to="186.75pt,41.35pt" o:gfxdata="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" strokecolor="black [3213]" strokeweight="1.5pt">
                 <v:stroke joinstyle="miter"/>
@@ -7016,7 +7036,7 @@
               </wp:anchor>
             </w:drawing>
           </mc:Choice>
-          <mc:Fallback>
+          <mc:Fallback xmlns:w16sdtfl="http://schemas.microsoft.com/office/word/2024/wordml/sdtformatlock" xmlns:w16sdtdh="http://schemas.microsoft.com/office/word/2020/wordml/sdtdatahash" xmlns:w16du="http://schemas.microsoft.com/office/word/2023/wordml/word16du" xmlns:w16="http://schemas.microsoft.com/office/word/2018/wordml" xmlns:w16cex="http://schemas.microsoft.com/office/word/2018/wordml/cex" xmlns:w16cei="http://schemas.microsoft.com/office/word/2026/wordml/cei" xmlns:oel="http://schemas.microsoft.com/office/2019/extlst">
             <w:pict>
               <v:line w14:anchorId="44F383CE" id="Straight Connector 841288590" o:spid="_x0000_s1026" style="position:absolute;z-index:251798528;visibility:visible;mso-wrap-style:square;mso-width-percent:0;mso-wrap-distance-left:9pt;mso-wrap-distance-top:0;mso-wrap-distance-right:9pt;mso-wrap-distance-bottom:0;mso-position-horizontal:absolute;mso-position-horizontal-relative:text;mso-position-vertical:absolute;mso-position-vertical-relative:text;mso-width-percent:0;mso-width-relative:margin" from="169.5pt,54.3pt" to="186.75pt,54.3pt" o:gfxdata="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" strokecolor="black [3213]" strokeweight="1.5pt">
                 <v:stroke joinstyle="miter"/>
@@ -7090,7 +7110,7 @@
               </wp:anchor>
             </w:drawing>
           </mc:Choice>
-          <mc:Fallback>
+          <mc:Fallback xmlns:w16sdtfl="http://schemas.microsoft.com/office/word/2024/wordml/sdtformatlock" xmlns:w16sdtdh="http://schemas.microsoft.com/office/word/2020/wordml/sdtdatahash" xmlns:w16du="http://schemas.microsoft.com/office/word/2023/wordml/word16du" xmlns:w16="http://schemas.microsoft.com/office/word/2018/wordml" xmlns:w16cex="http://schemas.microsoft.com/office/word/2018/wordml/cex" xmlns:w16cei="http://schemas.microsoft.com/office/word/2026/wordml/cei" xmlns:oel="http://schemas.microsoft.com/office/2019/extlst">
             <w:pict>
               <v:line w14:anchorId="141EAFF6" id="Straight Connector 752212395" o:spid="_x0000_s1026" style="position:absolute;z-index:251800576;visibility:visible;mso-wrap-style:square;mso-width-percent:0;mso-wrap-distance-left:9pt;mso-wrap-distance-top:0;mso-wrap-distance-right:9pt;mso-wrap-distance-bottom:0;mso-position-horizontal:absolute;mso-position-horizontal-relative:text;mso-position-vertical:absolute;mso-position-vertical-relative:text;mso-width-percent:0;mso-width-relative:margin" from="169.5pt,67.05pt" to="186.75pt,67.05pt" o:gfxdata="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" strokecolor="black [3213]" strokeweight="1.5pt">
                 <v:stroke joinstyle="miter"/>
@@ -7164,7 +7184,7 @@
               </wp:anchor>
             </w:drawing>
           </mc:Choice>
-          <mc:Fallback>
+          <mc:Fallback xmlns:w16sdtfl="http://schemas.microsoft.com/office/word/2024/wordml/sdtformatlock" xmlns:w16sdtdh="http://schemas.microsoft.com/office/word/2020/wordml/sdtdatahash" xmlns:w16du="http://schemas.microsoft.com/office/word/2023/wordml/word16du" xmlns:w16="http://schemas.microsoft.com/office/word/2018/wordml" xmlns:w16cex="http://schemas.microsoft.com/office/word/2018/wordml/cex" xmlns:w16cei="http://schemas.microsoft.com/office/word/2026/wordml/cei" xmlns:oel="http://schemas.microsoft.com/office/2019/extlst">
             <w:pict>
               <v:line w14:anchorId="2D95705B" id="Straight Connector 1725259851" o:spid="_x0000_s1026" style="position:absolute;z-index:251743232;visibility:visible;mso-wrap-style:square;mso-width-percent:0;mso-wrap-distance-left:9pt;mso-wrap-distance-top:0;mso-wrap-distance-right:9pt;mso-wrap-distance-bottom:0;mso-position-horizontal:absolute;mso-position-horizontal-relative:text;mso-position-vertical:absolute;mso-position-vertical-relative:text;mso-width-percent:0;mso-width-relative:margin" from="168.8pt,80.3pt" to="186.05pt,80.3pt" o:gfxdata="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" strokecolor="black [3213]" strokeweight="1.5pt">
                 <v:stroke joinstyle="miter"/>
@@ -7251,21 +7271,7 @@
                               <w:rPr>
                                 <w:rFonts w:ascii="Consolas" w:hAnsi="Consolas"/>
                               </w:rPr>
-                              <w:t xml:space="preserve">Enter score for </w:t>
-                            </w:r>
-                            <w:proofErr w:type="gramStart"/>
-                            <w:r>
-                              <w:rPr>
-                                <w:rFonts w:ascii="Consolas" w:hAnsi="Consolas"/>
-                              </w:rPr>
-                              <w:t>student</w:t>
-                            </w:r>
-                            <w:proofErr w:type="gramEnd"/>
-                            <w:r>
-                              <w:rPr>
-                                <w:rFonts w:ascii="Consolas" w:hAnsi="Consolas"/>
-                              </w:rPr>
-                              <w:t xml:space="preserve"> 1: 33</w:t>
+                              <w:t>Enter score for student 1: 33</w:t>
                             </w:r>
                           </w:p>
                           <w:p>
@@ -7293,49 +7299,21 @@
                               <w:rPr>
                                 <w:rFonts w:ascii="Consolas" w:hAnsi="Consolas"/>
                               </w:rPr>
-                              <w:t xml:space="preserve">Enter score for </w:t>
+                              <w:t>Enter score for student 3: 90</w:t>
                             </w:r>
-                            <w:proofErr w:type="gramStart"/>
+                          </w:p>
+                          <w:p>
+                            <w:pPr>
+                              <w:spacing w:after="0" w:line="240" w:lineRule="auto"/>
+                              <w:rPr>
+                                <w:rFonts w:ascii="Consolas" w:hAnsi="Consolas"/>
+                              </w:rPr>
+                            </w:pPr>
                             <w:r>
                               <w:rPr>
                                 <w:rFonts w:ascii="Consolas" w:hAnsi="Consolas"/>
                               </w:rPr>
-                              <w:t>student</w:t>
-                            </w:r>
-                            <w:proofErr w:type="gramEnd"/>
-                            <w:r>
-                              <w:rPr>
-                                <w:rFonts w:ascii="Consolas" w:hAnsi="Consolas"/>
-                              </w:rPr>
-                              <w:t xml:space="preserve"> 3: 90</w:t>
-                            </w:r>
-                          </w:p>
-                          <w:p>
-                            <w:pPr>
-                              <w:spacing w:after="0" w:line="240" w:lineRule="auto"/>
-                              <w:rPr>
-                                <w:rFonts w:ascii="Consolas" w:hAnsi="Consolas"/>
-                              </w:rPr>
-                            </w:pPr>
-                            <w:r>
-                              <w:rPr>
-                                <w:rFonts w:ascii="Consolas" w:hAnsi="Consolas"/>
-                              </w:rPr>
-                              <w:t xml:space="preserve">Enter score for </w:t>
-                            </w:r>
-                            <w:proofErr w:type="gramStart"/>
-                            <w:r>
-                              <w:rPr>
-                                <w:rFonts w:ascii="Consolas" w:hAnsi="Consolas"/>
-                              </w:rPr>
-                              <w:t>student</w:t>
-                            </w:r>
-                            <w:proofErr w:type="gramEnd"/>
-                            <w:r>
-                              <w:rPr>
-                                <w:rFonts w:ascii="Consolas" w:hAnsi="Consolas"/>
-                              </w:rPr>
-                              <w:t xml:space="preserve"> 4: -2</w:t>
+                              <w:t>Enter score for student 4: -2</w:t>
                             </w:r>
                           </w:p>
                           <w:p>
@@ -7443,7 +7421,7 @@
           </mc:Choice>
           <mc:Fallback>
             <w:pict>
-              <v:shape w14:anchorId="0073F0B0" id="_x0000_s1038" type="#_x0000_t202" style="width:448.9pt;height:110.6pt;visibility:visible;mso-wrap-style:square;mso-left-percent:-10001;mso-top-percent:-10001;mso-position-horizontal:absolute;mso-position-horizontal-relative:char;mso-position-vertical:absolute;mso-position-vertical-relative:line;mso-left-percent:-10001;mso-top-percent:-10001;v-text-anchor:top" o:gfxdata="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">
+              <v:shape w14:anchorId="0073F0B0" id="_x0000_s1038" type="#_x0000_t202" style="width:448.9pt;height:110.6pt;visibility:visible;mso-wrap-style:square;mso-left-percent:-10001;mso-top-percent:-10001;mso-position-horizontal:absolute;mso-position-horizontal-relative:char;mso-position-vertical:absolute;mso-position-vertical-relative:line;mso-left-percent:-10001;mso-top-percent:-10001;v-text-anchor:top" o:gfxdata="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">
                 <v:textbox style="mso-fit-shape-to-text:t">
                   <w:txbxContent>
                     <w:p>
@@ -7543,8 +7521,22 @@
                         <w:rPr>
                           <w:rFonts w:ascii="Consolas" w:hAnsi="Consolas"/>
                         </w:rPr>
-                        <w:t>Average score :: 57.00</w:t>
+                        <w:t xml:space="preserve">Average </w:t>
                       </w:r>
+                      <w:proofErr w:type="gramStart"/>
+                      <w:r>
+                        <w:rPr>
+                          <w:rFonts w:ascii="Consolas" w:hAnsi="Consolas"/>
+                        </w:rPr>
+                        <w:t>score :</w:t>
+                      </w:r>
+                      <w:proofErr w:type="gramEnd"/>
+                      <w:r>
+                        <w:rPr>
+                          <w:rFonts w:ascii="Consolas" w:hAnsi="Consolas"/>
+                        </w:rPr>
+                        <w:t>: 57.00</w:t>
+                      </w:r>
                     </w:p>
                     <w:p>
                       <w:pPr>
@@ -7557,8 +7549,22 @@
                         <w:rPr>
                           <w:rFonts w:ascii="Consolas" w:hAnsi="Consolas"/>
                         </w:rPr>
-                        <w:t>Highest score :: 90, by student 3</w:t>
+                        <w:t xml:space="preserve">Highest </w:t>
                       </w:r>
+                      <w:proofErr w:type="gramStart"/>
+                      <w:r>
+                        <w:rPr>
+                          <w:rFonts w:ascii="Consolas" w:hAnsi="Consolas"/>
+                        </w:rPr>
+                        <w:t>score :</w:t>
+                      </w:r>
+                      <w:proofErr w:type="gramEnd"/>
+                      <w:r>
+                        <w:rPr>
+                          <w:rFonts w:ascii="Consolas" w:hAnsi="Consolas"/>
+                        </w:rPr>
+                        <w:t>: 90, by student 3</w:t>
+                      </w:r>
                     </w:p>
                     <w:p>
                       <w:pPr>
@@ -7571,7 +7577,21 @@
                         <w:rPr>
                           <w:rFonts w:ascii="Consolas" w:hAnsi="Consolas"/>
                         </w:rPr>
-                        <w:t>Lowest score  :: 33, by student 1</w:t>
+                        <w:t xml:space="preserve">Lowest </w:t>
+                      </w:r>
+                      <w:proofErr w:type="gramStart"/>
+                      <w:r>
+                        <w:rPr>
+                          <w:rFonts w:ascii="Consolas" w:hAnsi="Consolas"/>
+                        </w:rPr>
+                        <w:t>score  :</w:t>
+                      </w:r>
+                      <w:proofErr w:type="gramEnd"/>
+                      <w:r>
+                        <w:rPr>
+                          <w:rFonts w:ascii="Consolas" w:hAnsi="Consolas"/>
+                        </w:rPr>
+                        <w:t>: 33, by student 1</w:t>
                       </w:r>
                     </w:p>
                   </w:txbxContent>
@@ -7827,11 +7847,7 @@
           </mc:Choice>
           <mc:Fallback>
             <w:pict>
-              <v:shapetype w14:anchorId="3DAF7C88" id="_x0000_t202" coordsize="21600,21600" o:spt="202" path="m,l,21600r21600,l21600,xe">
-                <v:stroke joinstyle="miter"/>
-                <v:path gradientshapeok="t" o:connecttype="rect"/>
-              </v:shapetype>
-              <v:shape id="_x0000_s1039" type="#_x0000_t202" style="width:448.9pt;height:669.75pt;visibility:visible;mso-wrap-style:square;mso-left-percent:-10001;mso-top-percent:-10001;mso-position-horizontal:absolute;mso-position-horizontal-relative:char;mso-position-vertical:absolute;mso-position-vertical-relative:line;mso-left-percent:-10001;mso-top-percent:-10001;v-text-anchor:top" o:gfxdata="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">
+              <v:shape w14:anchorId="3DAF7C88" id="_x0000_s1039" type="#_x0000_t202" style="width:448.9pt;height:669.75pt;visibility:visible;mso-wrap-style:square;mso-left-percent:-10001;mso-top-percent:-10001;mso-position-horizontal:absolute;mso-position-horizontal-relative:char;mso-position-vertical:absolute;mso-position-vertical-relative:line;mso-left-percent:-10001;mso-top-percent:-10001;v-text-anchor:top" o:gfxdata="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">
                 <v:textbox>
                   <w:txbxContent>
                     <w:p>
@@ -8246,7 +8262,7 @@
               </wp:anchor>
             </w:drawing>
           </mc:Choice>
-          <mc:Fallback>
+          <mc:Fallback xmlns:w16sdtfl="http://schemas.microsoft.com/office/word/2024/wordml/sdtformatlock" xmlns:w16sdtdh="http://schemas.microsoft.com/office/word/2020/wordml/sdtdatahash" xmlns:w16du="http://schemas.microsoft.com/office/word/2023/wordml/word16du" xmlns:w16="http://schemas.microsoft.com/office/word/2018/wordml" xmlns:w16cex="http://schemas.microsoft.com/office/word/2018/wordml/cex" xmlns:w16cei="http://schemas.microsoft.com/office/word/2026/wordml/cei" xmlns:oel="http://schemas.microsoft.com/office/2019/extlst">
             <w:pict>
               <v:line w14:anchorId="6E42AD1B" id="Straight Connector 13" o:spid="_x0000_s1026" style="position:absolute;z-index:251685888;visibility:visible;mso-wrap-style:square;mso-width-percent:0;mso-height-percent:0;mso-wrap-distance-left:9pt;mso-wrap-distance-top:0;mso-wrap-distance-right:9pt;mso-wrap-distance-bottom:0;mso-position-horizontal:absolute;mso-position-horizontal-relative:text;mso-position-vertical:absolute;mso-position-vertical-relative:text;mso-width-percent:0;mso-height-percent:0;mso-width-relative:margin;mso-height-relative:margin" from="197pt,16.3pt" to="211.25pt,16.3pt" o:gfxdata="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" strokecolor="black [3213]" strokeweight="1.5pt">
                 <v:stroke joinstyle="miter"/>
@@ -8341,7 +8357,7 @@
           </mc:Choice>
           <mc:Fallback>
             <w:pict>
-              <v:shape w14:anchorId="3EBF2D58" id="_x0000_s1040" type="#_x0000_t202" style="width:448.9pt;height:110.6pt;visibility:visible;mso-wrap-style:square;mso-left-percent:-10001;mso-top-percent:-10001;mso-position-horizontal:absolute;mso-position-horizontal-relative:char;mso-position-vertical:absolute;mso-position-vertical-relative:line;mso-left-percent:-10001;mso-top-percent:-10001;v-text-anchor:top" o:gfxdata="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">
+              <v:shape w14:anchorId="3EBF2D58" id="_x0000_s1040" type="#_x0000_t202" style="width:448.9pt;height:110.6pt;visibility:visible;mso-wrap-style:square;mso-left-percent:-10001;mso-top-percent:-10001;mso-position-horizontal:absolute;mso-position-horizontal-relative:char;mso-position-vertical:absolute;mso-position-vertical-relative:line;mso-left-percent:-10001;mso-top-percent:-10001;v-text-anchor:top" o:gfxdata="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">
                 <v:textbox style="mso-fit-shape-to-text:t">
                   <w:txbxContent>
                     <w:p>
@@ -8469,7 +8485,7 @@
               </wp:anchor>
             </w:drawing>
           </mc:Choice>
-          <mc:Fallback>
+          <mc:Fallback xmlns:w16sdtfl="http://schemas.microsoft.com/office/word/2024/wordml/sdtformatlock" xmlns:w16sdtdh="http://schemas.microsoft.com/office/word/2020/wordml/sdtdatahash" xmlns:w16du="http://schemas.microsoft.com/office/word/2023/wordml/word16du" xmlns:w16="http://schemas.microsoft.com/office/word/2018/wordml" xmlns:w16cex="http://schemas.microsoft.com/office/word/2018/wordml/cex" xmlns:w16cei="http://schemas.microsoft.com/office/word/2026/wordml/cei" xmlns:oel="http://schemas.microsoft.com/office/2019/extlst">
             <w:pict>
               <v:line w14:anchorId="06E18874" id="Straight Connector 131438461" o:spid="_x0000_s1026" style="position:absolute;z-index:251707392;visibility:visible;mso-wrap-style:square;mso-width-percent:0;mso-height-percent:0;mso-wrap-distance-left:9pt;mso-wrap-distance-top:0;mso-wrap-distance-right:9pt;mso-wrap-distance-bottom:0;mso-position-horizontal:absolute;mso-position-horizontal-relative:text;mso-position-vertical:absolute;mso-position-vertical-relative:text;mso-width-percent:0;mso-height-percent:0;mso-width-relative:margin;mso-height-relative:margin" from="197.45pt,16.2pt" to="211.7pt,16.2pt" o:gfxdata="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" strokecolor="black [3213]" strokeweight="1.5pt">
                 <v:stroke joinstyle="miter"/>
@@ -8564,7 +8580,7 @@
           </mc:Choice>
           <mc:Fallback>
             <w:pict>
-              <v:shape w14:anchorId="4E4384DE" id="_x0000_s1041" type="#_x0000_t202" style="width:448.9pt;height:110.6pt;visibility:visible;mso-wrap-style:square;mso-left-percent:-10001;mso-top-percent:-10001;mso-position-horizontal:absolute;mso-position-horizontal-relative:char;mso-position-vertical:absolute;mso-position-vertical-relative:line;mso-left-percent:-10001;mso-top-percent:-10001;v-text-anchor:top" o:gfxdata="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">
+              <v:shape w14:anchorId="4E4384DE" id="_x0000_s1041" type="#_x0000_t202" style="width:448.9pt;height:110.6pt;visibility:visible;mso-wrap-style:square;mso-left-percent:-10001;mso-top-percent:-10001;mso-position-horizontal:absolute;mso-position-horizontal-relative:char;mso-position-vertical:absolute;mso-position-vertical-relative:line;mso-left-percent:-10001;mso-top-percent:-10001;v-text-anchor:top" o:gfxdata="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">
                 <v:textbox style="mso-fit-shape-to-text:t">
                   <w:txbxContent>
                     <w:p>
@@ -8682,7 +8698,7 @@
               </wp:anchor>
             </w:drawing>
           </mc:Choice>
-          <mc:Fallback>
+          <mc:Fallback xmlns:w16sdtfl="http://schemas.microsoft.com/office/word/2024/wordml/sdtformatlock" xmlns:w16sdtdh="http://schemas.microsoft.com/office/word/2020/wordml/sdtdatahash" xmlns:w16du="http://schemas.microsoft.com/office/word/2023/wordml/word16du" xmlns:w16="http://schemas.microsoft.com/office/word/2018/wordml" xmlns:w16cex="http://schemas.microsoft.com/office/word/2018/wordml/cex" xmlns:w16cei="http://schemas.microsoft.com/office/word/2026/wordml/cei" xmlns:oel="http://schemas.microsoft.com/office/2019/extlst">
             <w:pict>
               <v:line w14:anchorId="36552BDF" id="Straight Connector 1865452063" o:spid="_x0000_s1026" style="position:absolute;z-index:251753472;visibility:visible;mso-wrap-style:square;mso-width-percent:0;mso-height-percent:0;mso-wrap-distance-left:9pt;mso-wrap-distance-top:0;mso-wrap-distance-right:9pt;mso-wrap-distance-bottom:0;mso-position-horizontal:absolute;mso-position-horizontal-relative:text;mso-position-vertical:absolute;mso-position-vertical-relative:text;mso-width-percent:0;mso-height-percent:0;mso-width-relative:margin;mso-height-relative:margin" from="197.6pt,16.65pt" to="211.85pt,16.65pt" o:gfxdata="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" strokecolor="black [3213]" strokeweight="1.5pt">
                 <v:stroke joinstyle="miter"/>
@@ -8777,7 +8793,7 @@
           </mc:Choice>
           <mc:Fallback>
             <w:pict>
-              <v:shape w14:anchorId="63FEAADD" id="_x0000_s1042" type="#_x0000_t202" style="width:448.9pt;height:110.6pt;visibility:visible;mso-wrap-style:square;mso-left-percent:-10001;mso-top-percent:-10001;mso-position-horizontal:absolute;mso-position-horizontal-relative:char;mso-position-vertical:absolute;mso-position-vertical-relative:line;mso-left-percent:-10001;mso-top-percent:-10001;v-text-anchor:top" o:gfxdata="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">
+              <v:shape w14:anchorId="63FEAADD" id="_x0000_s1042" type="#_x0000_t202" style="width:448.9pt;height:110.6pt;visibility:visible;mso-wrap-style:square;mso-left-percent:-10001;mso-top-percent:-10001;mso-position-horizontal:absolute;mso-position-horizontal-relative:char;mso-position-vertical:absolute;mso-position-vertical-relative:line;mso-left-percent:-10001;mso-top-percent:-10001;v-text-anchor:top" o:gfxdata="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">
                 <v:textbox style="mso-fit-shape-to-text:t">
                   <w:txbxContent>
                     <w:p>
@@ -9008,7 +9024,7 @@
           </mc:Choice>
           <mc:Fallback>
             <w:pict>
-              <v:shape w14:anchorId="4B218C82" id="_x0000_s1043" type="#_x0000_t202" style="width:448.9pt;height:420.5pt;visibility:visible;mso-wrap-style:square;mso-left-percent:-10001;mso-top-percent:-10001;mso-position-horizontal:absolute;mso-position-horizontal-relative:char;mso-position-vertical:absolute;mso-position-vertical-relative:line;mso-left-percent:-10001;mso-top-percent:-10001;v-text-anchor:top" o:gfxdata="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">
+              <v:shape w14:anchorId="4B218C82" id="_x0000_s1043" type="#_x0000_t202" style="width:448.9pt;height:420.5pt;visibility:visible;mso-wrap-style:square;mso-left-percent:-10001;mso-top-percent:-10001;mso-position-horizontal:absolute;mso-position-horizontal-relative:char;mso-position-vertical:absolute;mso-position-vertical-relative:line;mso-left-percent:-10001;mso-top-percent:-10001;v-text-anchor:top" o:gfxdata="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">
                 <v:textbox>
                   <w:txbxContent>
                     <w:p>
@@ -9339,7 +9355,7 @@
               </wp:anchor>
             </w:drawing>
           </mc:Choice>
-          <mc:Fallback>
+          <mc:Fallback xmlns:w16sdtfl="http://schemas.microsoft.com/office/word/2024/wordml/sdtformatlock" xmlns:w16sdtdh="http://schemas.microsoft.com/office/word/2020/wordml/sdtdatahash" xmlns:w16du="http://schemas.microsoft.com/office/word/2023/wordml/word16du" xmlns:w16="http://schemas.microsoft.com/office/word/2018/wordml" xmlns:w16cex="http://schemas.microsoft.com/office/word/2018/wordml/cex" xmlns:w16cei="http://schemas.microsoft.com/office/word/2026/wordml/cei" xmlns:oel="http://schemas.microsoft.com/office/2019/extlst">
             <w:pict>
               <v:line w14:anchorId="07965FF5" id="Straight Connector 285934877" o:spid="_x0000_s1026" style="position:absolute;z-index:251711488;visibility:visible;mso-wrap-style:square;mso-width-percent:0;mso-height-percent:0;mso-wrap-distance-left:9pt;mso-wrap-distance-top:0;mso-wrap-distance-right:9pt;mso-wrap-distance-bottom:0;mso-position-horizontal:absolute;mso-position-horizontal-relative:text;mso-position-vertical:absolute;mso-position-vertical-relative:text;mso-width-percent:0;mso-height-percent:0;mso-width-relative:margin;mso-height-relative:margin" from="245.4pt,15.7pt" to="259.65pt,15.7pt" o:gfxdata="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" strokecolor="black [3213]" strokeweight="1.5pt">
                 <v:stroke joinstyle="miter"/>
@@ -9554,7 +9570,7 @@
           </mc:Choice>
           <mc:Fallback>
             <w:pict>
-              <v:shape w14:anchorId="61DA2F78" id="_x0000_s1044" type="#_x0000_t202" style="width:448.9pt;height:110.6pt;visibility:visible;mso-wrap-style:square;mso-left-percent:-10001;mso-top-percent:-10001;mso-position-horizontal:absolute;mso-position-horizontal-relative:char;mso-position-vertical:absolute;mso-position-vertical-relative:line;mso-left-percent:-10001;mso-top-percent:-10001;v-text-anchor:top" o:gfxdata="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">
+              <v:shape w14:anchorId="61DA2F78" id="_x0000_s1044" type="#_x0000_t202" style="width:448.9pt;height:110.6pt;visibility:visible;mso-wrap-style:square;mso-left-percent:-10001;mso-top-percent:-10001;mso-position-horizontal:absolute;mso-position-horizontal-relative:char;mso-position-vertical:absolute;mso-position-vertical-relative:line;mso-left-percent:-10001;mso-top-percent:-10001;v-text-anchor:top" o:gfxdata="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">
                 <v:textbox style="mso-fit-shape-to-text:t">
                   <w:txbxContent>
                     <w:p>
@@ -9790,7 +9806,7 @@
               </wp:anchor>
             </w:drawing>
           </mc:Choice>
-          <mc:Fallback>
+          <mc:Fallback xmlns:w16sdtfl="http://schemas.microsoft.com/office/word/2024/wordml/sdtformatlock" xmlns:w16sdtdh="http://schemas.microsoft.com/office/word/2020/wordml/sdtdatahash" xmlns:w16du="http://schemas.microsoft.com/office/word/2023/wordml/word16du" xmlns:w16="http://schemas.microsoft.com/office/word/2018/wordml" xmlns:w16cex="http://schemas.microsoft.com/office/word/2018/wordml/cex" xmlns:w16cei="http://schemas.microsoft.com/office/word/2026/wordml/cei" xmlns:oel="http://schemas.microsoft.com/office/2019/extlst">
             <w:pict>
               <v:line w14:anchorId="6B671AE2" id="Straight Connector 2105468980" o:spid="_x0000_s1026" style="position:absolute;z-index:251802624;visibility:visible;mso-wrap-style:square;mso-width-percent:0;mso-height-percent:0;mso-wrap-distance-left:9pt;mso-wrap-distance-top:0;mso-wrap-distance-right:9pt;mso-wrap-distance-bottom:0;mso-position-horizontal:absolute;mso-position-horizontal-relative:text;mso-position-vertical:absolute;mso-position-vertical-relative:text;mso-width-percent:0;mso-height-percent:0;mso-width-relative:margin;mso-height-relative:margin" from="245.15pt,16.25pt" to="259.4pt,16.25pt" o:gfxdata="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" strokecolor="black [3213]" strokeweight="1.5pt">
                 <v:stroke joinstyle="miter"/>
@@ -10033,7 +10049,7 @@
           </mc:Choice>
           <mc:Fallback>
             <w:pict>
-              <v:shape w14:anchorId="2C84F02F" id="_x0000_s1045" type="#_x0000_t202" style="width:448.9pt;height:110.6pt;visibility:visible;mso-wrap-style:square;mso-left-percent:-10001;mso-top-percent:-10001;mso-position-horizontal:absolute;mso-position-horizontal-relative:char;mso-position-vertical:absolute;mso-position-vertical-relative:line;mso-left-percent:-10001;mso-top-percent:-10001;v-text-anchor:top" o:gfxdata="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">
+              <v:shape w14:anchorId="2C84F02F" id="_x0000_s1045" type="#_x0000_t202" style="width:448.9pt;height:110.6pt;visibility:visible;mso-wrap-style:square;mso-left-percent:-10001;mso-top-percent:-10001;mso-position-horizontal:absolute;mso-position-horizontal-relative:char;mso-position-vertical:absolute;mso-position-vertical-relative:line;mso-left-percent:-10001;mso-top-percent:-10001;v-text-anchor:top" o:gfxdata="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">
                 <v:textbox style="mso-fit-shape-to-text:t">
                   <w:txbxContent>
                     <w:p>
@@ -10303,6 +10319,75 @@
                                 <w:szCs w:val="32"/>
                               </w:rPr>
                             </w:pPr>
+                            <w:r>
+                              <w:rPr>
+                                <w:noProof/>
+                              </w:rPr>
+                              <w:drawing>
+                                <wp:inline distT="0" distB="0" distL="0" distR="0" wp14:anchorId="2BD0DA6D" wp14:editId="06585142">
+                                  <wp:extent cx="4050030" cy="3030855"/>
+                                  <wp:effectExtent l="0" t="0" r="7620" b="0"/>
+                                  <wp:docPr id="1" name="Picture 1"/>
+                                  <wp:cNvGraphicFramePr>
+                                    <a:graphicFrameLocks xmlns:a="http://schemas.openxmlformats.org/drawingml/2006/main" noChangeAspect="1"/>
+                                  </wp:cNvGraphicFramePr>
+                                  <a:graphic xmlns:a="http://schemas.openxmlformats.org/drawingml/2006/main">
+                                    <a:graphicData uri="http://schemas.openxmlformats.org/drawingml/2006/picture">
+                                      <pic:pic xmlns:pic="http://schemas.openxmlformats.org/drawingml/2006/picture">
+                                        <pic:nvPicPr>
+                                          <pic:cNvPr id="1" name=""/>
+                                          <pic:cNvPicPr/>
+                                        </pic:nvPicPr>
+                                        <pic:blipFill>
+                                          <a:blip r:embed="rId8"/>
+                                          <a:stretch>
+                                            <a:fillRect/>
+                                          </a:stretch>
+                                        </pic:blipFill>
+                                        <pic:spPr>
+                                          <a:xfrm>
+                                            <a:off x="0" y="0"/>
+                                            <a:ext cx="4050030" cy="3030855"/>
+                                          </a:xfrm>
+                                          <a:prstGeom prst="rect">
+                                            <a:avLst/>
+                                          </a:prstGeom>
+                                        </pic:spPr>
+                                      </pic:pic>
+                                    </a:graphicData>
+                                  </a:graphic>
+                                </wp:inline>
+                              </w:drawing>
+                            </w:r>
+                            <w:bookmarkStart w:id="0" w:name="_GoBack"/>
+                            <w:bookmarkEnd w:id="0"/>
+                          </w:p>
+                          <w:p>
+                            <w:pPr>
+                              <w:rPr>
+                                <w:rFonts w:ascii="Consolas" w:hAnsi="Consolas"/>
+                                <w:sz w:val="24"/>
+                                <w:szCs w:val="32"/>
+                              </w:rPr>
+                            </w:pPr>
+                          </w:p>
+                          <w:p>
+                            <w:pPr>
+                              <w:rPr>
+                                <w:rFonts w:ascii="Consolas" w:hAnsi="Consolas"/>
+                                <w:sz w:val="24"/>
+                                <w:szCs w:val="32"/>
+                              </w:rPr>
+                            </w:pPr>
+                          </w:p>
+                          <w:p>
+                            <w:pPr>
+                              <w:rPr>
+                                <w:rFonts w:ascii="Consolas" w:hAnsi="Consolas"/>
+                                <w:sz w:val="24"/>
+                                <w:szCs w:val="32"/>
+                              </w:rPr>
+                            </w:pPr>
                           </w:p>
                           <w:p>
                             <w:pPr>
@@ -10404,9 +10489,78 @@
           </mc:Choice>
           <mc:Fallback>
             <w:pict>
-              <v:shape w14:anchorId="02A8DF3C" id="_x0000_s1046" type="#_x0000_t202" style="position:absolute;margin-left:397.7pt;margin-top:30.35pt;width:448.9pt;height:246.55pt;z-index:251709440;visibility:visible;mso-wrap-style:square;mso-width-percent:0;mso-height-percent:0;mso-wrap-distance-left:9pt;mso-wrap-distance-top:3.6pt;mso-wrap-distance-right:9pt;mso-wrap-distance-bottom:3.6pt;mso-position-horizontal:right;mso-position-horizontal-relative:margin;mso-position-vertical:absolute;mso-position-vertical-relative:text;mso-width-percent:0;mso-height-percent:0;mso-width-relative:margin;mso-height-relative:margin;v-text-anchor:top" o:gfxdata="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">
+              <v:shape w14:anchorId="02A8DF3C" id="_x0000_s1046" type="#_x0000_t202" style="position:absolute;margin-left:397.7pt;margin-top:30.35pt;width:448.9pt;height:246.55pt;z-index:251709440;visibility:visible;mso-wrap-style:square;mso-width-percent:0;mso-height-percent:0;mso-wrap-distance-left:9pt;mso-wrap-distance-top:3.6pt;mso-wrap-distance-right:9pt;mso-wrap-distance-bottom:3.6pt;mso-position-horizontal:right;mso-position-horizontal-relative:margin;mso-position-vertical:absolute;mso-position-vertical-relative:text;mso-width-percent:0;mso-height-percent:0;mso-width-relative:margin;mso-height-relative:margin;v-text-anchor:top" o:gfxdata="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">
                 <v:textbox>
                   <w:txbxContent>
+                    <w:p>
+                      <w:pPr>
+                        <w:rPr>
+                          <w:rFonts w:ascii="Consolas" w:hAnsi="Consolas"/>
+                          <w:sz w:val="24"/>
+                          <w:szCs w:val="32"/>
+                        </w:rPr>
+                      </w:pPr>
+                    </w:p>
+                    <w:p>
+                      <w:pPr>
+                        <w:rPr>
+                          <w:rFonts w:ascii="Consolas" w:hAnsi="Consolas"/>
+                          <w:sz w:val="24"/>
+                          <w:szCs w:val="32"/>
+                        </w:rPr>
+                      </w:pPr>
+                      <w:r>
+                        <w:rPr>
+                          <w:noProof/>
+                        </w:rPr>
+                        <w:drawing>
+                          <wp:inline distT="0" distB="0" distL="0" distR="0" wp14:anchorId="2BD0DA6D" wp14:editId="06585142">
+                            <wp:extent cx="4050030" cy="3030855"/>
+                            <wp:effectExtent l="0" t="0" r="7620" b="0"/>
+                            <wp:docPr id="1" name="Picture 1"/>
+                            <wp:cNvGraphicFramePr>
+                              <a:graphicFrameLocks xmlns:a="http://schemas.openxmlformats.org/drawingml/2006/main" noChangeAspect="1"/>
+                            </wp:cNvGraphicFramePr>
+                            <a:graphic xmlns:a="http://schemas.openxmlformats.org/drawingml/2006/main">
+                              <a:graphicData uri="http://schemas.openxmlformats.org/drawingml/2006/picture">
+                                <pic:pic xmlns:pic="http://schemas.openxmlformats.org/drawingml/2006/picture">
+                                  <pic:nvPicPr>
+                                    <pic:cNvPr id="1" name=""/>
+                                    <pic:cNvPicPr/>
+                                  </pic:nvPicPr>
+                                  <pic:blipFill>
+                                    <a:blip r:embed="rId8"/>
+                                    <a:stretch>
+                                      <a:fillRect/>
+                                    </a:stretch>
+                                  </pic:blipFill>
+                                  <pic:spPr>
+                                    <a:xfrm>
+                                      <a:off x="0" y="0"/>
+                                      <a:ext cx="4050030" cy="3030855"/>
+                                    </a:xfrm>
+                                    <a:prstGeom prst="rect">
+                                      <a:avLst/>
+                                    </a:prstGeom>
+                                  </pic:spPr>
+                                </pic:pic>
+                              </a:graphicData>
+                            </a:graphic>
+                          </wp:inline>
+                        </w:drawing>
+                      </w:r>
+                      <w:bookmarkStart w:id="1" w:name="_GoBack"/>
+                      <w:bookmarkEnd w:id="1"/>
+                    </w:p>
+                    <w:p>
+                      <w:pPr>
+                        <w:rPr>
+                          <w:rFonts w:ascii="Consolas" w:hAnsi="Consolas"/>
+                          <w:sz w:val="24"/>
+                          <w:szCs w:val="32"/>
+                        </w:rPr>
+                      </w:pPr>
+                    </w:p>
                     <w:p>
                       <w:pPr>
                         <w:rPr>
@@ -10561,7 +10715,7 @@
       </w:pPr>
     </w:p>
     <w:sectPr>
-      <w:footerReference w:type="default" r:id="rId8"/>
+      <w:footerReference w:type="default" r:id="rId9"/>
       <w:pgSz w:w="11906" w:h="16838" w:code="9"/>
       <w:pgMar w:top="1440" w:right="1440" w:bottom="1440" w:left="1440" w:header="720" w:footer="720" w:gutter="0"/>
       <w:cols w:space="720"/>
@@ -10572,7 +10726,7 @@
 </file>
 
 <file path=word/endnotes.xml><?xml version="1.0" encoding="utf-8"?>
-<w:endnotes xmlns:wpc="http://schemas.microsoft.com/office/word/2010/wordprocessingCanvas" xmlns:cx="http://schemas.microsoft.com/office/drawing/2014/chartex" xmlns:cx1="http://schemas.microsoft.com/office/drawing/2015/9/8/chartex" xmlns:cx2="http://schemas.microsoft.com/office/drawing/2015/10/21/chartex" xmlns:cx3="http://schemas.microsoft.com/office/drawing/2016/5/9/chartex" xmlns:cx4="http://schemas.microsoft.com/office/drawing/2016/5/10/chartex" xmlns:cx5="http://schemas.microsoft.com/office/drawing/2016/5/11/chartex" xmlns:cx6="http://schemas.microsoft.com/office/drawing/2016/5/12/chartex" xmlns:cx7="http://schemas.microsoft.com/office/drawing/2016/5/13/chartex" xmlns:cx8="http://schemas.microsoft.com/office/drawing/2016/5/14/chartex" xmlns:mc="http://schemas.openxmlformats.org/markup-compatibility/2006" xmlns:aink="http://schemas.microsoft.com/office/drawing/2016/ink" xmlns:am3d="http://schemas.microsoft.com/office/drawing/2017/model3d" xmlns:o="urn:schemas-microsoft-com:office:office" xmlns:oel="http://schemas.microsoft.com/office/2019/extlst" xmlns:r="http://schemas.openxmlformats.org/officeDocument/2006/relationships" xmlns:m="http://schemas.openxmlformats.org/officeDocument/2006/math" xmlns:v="urn:schemas-microsoft-com:vml" xmlns:wp14="http://schemas.microsoft.com/office/word/2010/wordprocessingDrawing" xmlns:wp="http://schemas.openxmlformats.org/drawingml/2006/wordprocessingDrawing" xmlns:w10="urn:schemas-microsoft-com:office:word" xmlns:w="http://schemas.openxmlformats.org/wordprocessingml/2006/main" xmlns:w14="http://schemas.microsoft.com/office/word/2010/wordml" xmlns:w15="http://schemas.microsoft.com/office/word/2012/wordml" xmlns:w16cei="http://schemas.microsoft.com/office/word/2026/wordml/cei" xmlns:w16cex="http://schemas.microsoft.com/office/word/2018/wordml/cex" xmlns:w16cid="http://schemas.microsoft.com/office/word/2016/wordml/cid" xmlns:w16="http://schemas.microsoft.com/office/word/2018/wordml" xmlns:w16du="http://schemas.microsoft.com/office/word/2023/wordml/word16du" xmlns:w16sdtdh="http://schemas.microsoft.com/office/word/2020/wordml/sdtdatahash" xmlns:w16sdtfl="http://schemas.microsoft.com/office/word/2024/wordml/sdtformatlock" xmlns:w16se="http://schemas.microsoft.com/office/word/2015/wordml/symex" xmlns:wpg="http://schemas.microsoft.com/office/word/2010/wordprocessingGroup" xmlns:wpi="http://schemas.microsoft.com/office/word/2010/wordprocessingInk" xmlns:wne="http://schemas.microsoft.com/office/word/2006/wordml" xmlns:wps="http://schemas.microsoft.com/office/word/2010/wordprocessingShape" mc:Ignorable="w14 w15 w16se w16cid w16 w16cex w16sdtdh w16sdtfl w16du wp14">
+<w:endnotes xmlns:wpc="http://schemas.microsoft.com/office/word/2010/wordprocessingCanvas" xmlns:cx="http://schemas.microsoft.com/office/drawing/2014/chartex" xmlns:cx1="http://schemas.microsoft.com/office/drawing/2015/9/8/chartex" xmlns:cx2="http://schemas.microsoft.com/office/drawing/2015/10/21/chartex" xmlns:cx3="http://schemas.microsoft.com/office/drawing/2016/5/9/chartex" xmlns:cx4="http://schemas.microsoft.com/office/drawing/2016/5/10/chartex" xmlns:cx5="http://schemas.microsoft.com/office/drawing/2016/5/11/chartex" xmlns:cx6="http://schemas.microsoft.com/office/drawing/2016/5/12/chartex" xmlns:cx7="http://schemas.microsoft.com/office/drawing/2016/5/13/chartex" xmlns:cx8="http://schemas.microsoft.com/office/drawing/2016/5/14/chartex" xmlns:mc="http://schemas.openxmlformats.org/markup-compatibility/2006" xmlns:aink="http://schemas.microsoft.com/office/drawing/2016/ink" xmlns:am3d="http://schemas.microsoft.com/office/drawing/2017/model3d" xmlns:o="urn:schemas-microsoft-com:office:office" xmlns:r="http://schemas.openxmlformats.org/officeDocument/2006/relationships" xmlns:m="http://schemas.openxmlformats.org/officeDocument/2006/math" xmlns:v="urn:schemas-microsoft-com:vml" xmlns:wp14="http://schemas.microsoft.com/office/word/2010/wordprocessingDrawing" xmlns:wp="http://schemas.openxmlformats.org/drawingml/2006/wordprocessingDrawing" xmlns:w10="urn:schemas-microsoft-com:office:word" xmlns:w="http://schemas.openxmlformats.org/wordprocessingml/2006/main" xmlns:w14="http://schemas.microsoft.com/office/word/2010/wordml" xmlns:w15="http://schemas.microsoft.com/office/word/2012/wordml" xmlns:w16cid="http://schemas.microsoft.com/office/word/2016/wordml/cid" xmlns:w16se="http://schemas.microsoft.com/office/word/2015/wordml/symex" xmlns:wpg="http://schemas.microsoft.com/office/word/2010/wordprocessingGroup" xmlns:wpi="http://schemas.microsoft.com/office/word/2010/wordprocessingInk" xmlns:wne="http://schemas.microsoft.com/office/word/2006/wordml" xmlns:wps="http://schemas.microsoft.com/office/word/2010/wordprocessingShape" mc:Ignorable="w14 w15 w16se w16cid wp14">
   <w:endnote w:type="separator" w:id="-1">
     <w:p>
       <w:pPr>
@@ -10597,7 +10751,7 @@
 </file>
 
 <file path=word/footer1.xml><?xml version="1.0" encoding="utf-8"?>
-<w:ftr xmlns:wpc="http://schemas.microsoft.com/office/word/2010/wordprocessingCanvas" xmlns:cx="http://schemas.microsoft.com/office/drawing/2014/chartex" xmlns:cx1="http://schemas.microsoft.com/office/drawing/2015/9/8/chartex" xmlns:cx2="http://schemas.microsoft.com/office/drawing/2015/10/21/chartex" xmlns:cx3="http://schemas.microsoft.com/office/drawing/2016/5/9/chartex" xmlns:cx4="http://schemas.microsoft.com/office/drawing/2016/5/10/chartex" xmlns:cx5="http://schemas.microsoft.com/office/drawing/2016/5/11/chartex" xmlns:cx6="http://schemas.microsoft.com/office/drawing/2016/5/12/chartex" xmlns:cx7="http://schemas.microsoft.com/office/drawing/2016/5/13/chartex" xmlns:cx8="http://schemas.microsoft.com/office/drawing/2016/5/14/chartex" xmlns:mc="http://schemas.openxmlformats.org/markup-compatibility/2006" xmlns:aink="http://schemas.microsoft.com/office/drawing/2016/ink" xmlns:am3d="http://schemas.microsoft.com/office/drawing/2017/model3d" xmlns:o="urn:schemas-microsoft-com:office:office" xmlns:oel="http://schemas.microsoft.com/office/2019/extlst" xmlns:r="http://schemas.openxmlformats.org/officeDocument/2006/relationships" xmlns:m="http://schemas.openxmlformats.org/officeDocument/2006/math" xmlns:v="urn:schemas-microsoft-com:vml" xmlns:wp14="http://schemas.microsoft.com/office/word/2010/wordprocessingDrawing" xmlns:wp="http://schemas.openxmlformats.org/drawingml/2006/wordprocessingDrawing" xmlns:w10="urn:schemas-microsoft-com:office:word" xmlns:w="http://schemas.openxmlformats.org/wordprocessingml/2006/main" xmlns:w14="http://schemas.microsoft.com/office/word/2010/wordml" xmlns:w15="http://schemas.microsoft.com/office/word/2012/wordml" xmlns:w16cei="http://schemas.microsoft.com/office/word/2026/wordml/cei" xmlns:w16cex="http://schemas.microsoft.com/office/word/2018/wordml/cex" xmlns:w16cid="http://schemas.microsoft.com/office/word/2016/wordml/cid" xmlns:w16="http://schemas.microsoft.com/office/word/2018/wordml" xmlns:w16du="http://schemas.microsoft.com/office/word/2023/wordml/word16du" xmlns:w16sdtdh="http://schemas.microsoft.com/office/word/2020/wordml/sdtdatahash" xmlns:w16sdtfl="http://schemas.microsoft.com/office/word/2024/wordml/sdtformatlock" xmlns:w16se="http://schemas.microsoft.com/office/word/2015/wordml/symex" xmlns:wpg="http://schemas.microsoft.com/office/word/2010/wordprocessingGroup" xmlns:wpi="http://schemas.microsoft.com/office/word/2010/wordprocessingInk" xmlns:wne="http://schemas.microsoft.com/office/word/2006/wordml" xmlns:wps="http://schemas.microsoft.com/office/word/2010/wordprocessingShape" mc:Ignorable="w14 w15 w16se w16cid w16 w16cex w16sdtdh w16sdtfl w16du wp14">
+<w:ftr xmlns:wpc="http://schemas.microsoft.com/office/word/2010/wordprocessingCanvas" xmlns:cx="http://schemas.microsoft.com/office/drawing/2014/chartex" xmlns:cx1="http://schemas.microsoft.com/office/drawing/2015/9/8/chartex" xmlns:cx2="http://schemas.microsoft.com/office/drawing/2015/10/21/chartex" xmlns:cx3="http://schemas.microsoft.com/office/drawing/2016/5/9/chartex" xmlns:cx4="http://schemas.microsoft.com/office/drawing/2016/5/10/chartex" xmlns:cx5="http://schemas.microsoft.com/office/drawing/2016/5/11/chartex" xmlns:cx6="http://schemas.microsoft.com/office/drawing/2016/5/12/chartex" xmlns:cx7="http://schemas.microsoft.com/office/drawing/2016/5/13/chartex" xmlns:cx8="http://schemas.microsoft.com/office/drawing/2016/5/14/chartex" xmlns:mc="http://schemas.openxmlformats.org/markup-compatibility/2006" xmlns:aink="http://schemas.microsoft.com/office/drawing/2016/ink" xmlns:am3d="http://schemas.microsoft.com/office/drawing/2017/model3d" xmlns:o="urn:schemas-microsoft-com:office:office" xmlns:r="http://schemas.openxmlformats.org/officeDocument/2006/relationships" xmlns:m="http://schemas.openxmlformats.org/officeDocument/2006/math" xmlns:v="urn:schemas-microsoft-com:vml" xmlns:wp14="http://schemas.microsoft.com/office/word/2010/wordprocessingDrawing" xmlns:wp="http://schemas.openxmlformats.org/drawingml/2006/wordprocessingDrawing" xmlns:w10="urn:schemas-microsoft-com:office:word" xmlns:w="http://schemas.openxmlformats.org/wordprocessingml/2006/main" xmlns:w14="http://schemas.microsoft.com/office/word/2010/wordml" xmlns:w15="http://schemas.microsoft.com/office/word/2012/wordml" xmlns:w16cid="http://schemas.microsoft.com/office/word/2016/wordml/cid" xmlns:w16se="http://schemas.microsoft.com/office/word/2015/wordml/symex" xmlns:wpg="http://schemas.microsoft.com/office/word/2010/wordprocessingGroup" xmlns:wpi="http://schemas.microsoft.com/office/word/2010/wordprocessingInk" xmlns:wne="http://schemas.microsoft.com/office/word/2006/wordml" xmlns:wps="http://schemas.microsoft.com/office/word/2010/wordprocessingShape" mc:Ignorable="w14 w15 w16se w16cid wp14">
   <w:sdt>
     <w:sdtPr>
       <w:id w:val="-1336212163"/>
@@ -10650,7 +10804,7 @@
 </file>
 
 <file path=word/footnotes.xml><?xml version="1.0" encoding="utf-8"?>
-<w:footnotes xmlns:wpc="http://schemas.microsoft.com/office/word/2010/wordprocessingCanvas" xmlns:cx="http://schemas.microsoft.com/office/drawing/2014/chartex" xmlns:cx1="http://schemas.microsoft.com/office/drawing/2015/9/8/chartex" xmlns:cx2="http://schemas.microsoft.com/office/drawing/2015/10/21/chartex" xmlns:cx3="http://schemas.microsoft.com/office/drawing/2016/5/9/chartex" xmlns:cx4="http://schemas.microsoft.com/office/drawing/2016/5/10/chartex" xmlns:cx5="http://schemas.microsoft.com/office/drawing/2016/5/11/chartex" xmlns:cx6="http://schemas.microsoft.com/office/drawing/2016/5/12/chartex" xmlns:cx7="http://schemas.microsoft.com/office/drawing/2016/5/13/chartex" xmlns:cx8="http://schemas.microsoft.com/office/drawing/2016/5/14/chartex" xmlns:mc="http://schemas.openxmlformats.org/markup-compatibility/2006" xmlns:aink="http://schemas.microsoft.com/office/drawing/2016/ink" xmlns:am3d="http://schemas.microsoft.com/office/drawing/2017/model3d" xmlns:o="urn:schemas-microsoft-com:office:office" xmlns:oel="http://schemas.microsoft.com/office/2019/extlst" xmlns:r="http://schemas.openxmlformats.org/officeDocument/2006/relationships" xmlns:m="http://schemas.openxmlformats.org/officeDocument/2006/math" xmlns:v="urn:schemas-microsoft-com:vml" xmlns:wp14="http://schemas.microsoft.com/office/word/2010/wordprocessingDrawing" xmlns:wp="http://schemas.openxmlformats.org/drawingml/2006/wordprocessingDrawing" xmlns:w10="urn:schemas-microsoft-com:office:word" xmlns:w="http://schemas.openxmlformats.org/wordprocessingml/2006/main" xmlns:w14="http://schemas.microsoft.com/office/word/2010/wordml" xmlns:w15="http://schemas.microsoft.com/office/word/2012/wordml" xmlns:w16cei="http://schemas.microsoft.com/office/word/2026/wordml/cei" xmlns:w16cex="http://schemas.microsoft.com/office/word/2018/wordml/cex" xmlns:w16cid="http://schemas.microsoft.com/office/word/2016/wordml/cid" xmlns:w16="http://schemas.microsoft.com/office/word/2018/wordml" xmlns:w16du="http://schemas.microsoft.com/office/word/2023/wordml/word16du" xmlns:w16sdtdh="http://schemas.microsoft.com/office/word/2020/wordml/sdtdatahash" xmlns:w16sdtfl="http://schemas.microsoft.com/office/word/2024/wordml/sdtformatlock" xmlns:w16se="http://schemas.microsoft.com/office/word/2015/wordml/symex" xmlns:wpg="http://schemas.microsoft.com/office/word/2010/wordprocessingGroup" xmlns:wpi="http://schemas.microsoft.com/office/word/2010/wordprocessingInk" xmlns:wne="http://schemas.microsoft.com/office/word/2006/wordml" xmlns:wps="http://schemas.microsoft.com/office/word/2010/wordprocessingShape" mc:Ignorable="w14 w15 w16se w16cid w16 w16cex w16sdtdh w16sdtfl w16du wp14">
+<w:footnotes xmlns:wpc="http://schemas.microsoft.com/office/word/2010/wordprocessingCanvas" xmlns:cx="http://schemas.microsoft.com/office/drawing/2014/chartex" xmlns:cx1="http://schemas.microsoft.com/office/drawing/2015/9/8/chartex" xmlns:cx2="http://schemas.microsoft.com/office/drawing/2015/10/21/chartex" xmlns:cx3="http://schemas.microsoft.com/office/drawing/2016/5/9/chartex" xmlns:cx4="http://schemas.microsoft.com/office/drawing/2016/5/10/chartex" xmlns:cx5="http://schemas.microsoft.com/office/drawing/2016/5/11/chartex" xmlns:cx6="http://schemas.microsoft.com/office/drawing/2016/5/12/chartex" xmlns:cx7="http://schemas.microsoft.com/office/drawing/2016/5/13/chartex" xmlns:cx8="http://schemas.microsoft.com/office/drawing/2016/5/14/chartex" xmlns:mc="http://schemas.openxmlformats.org/markup-compatibility/2006" xmlns:aink="http://schemas.microsoft.com/office/drawing/2016/ink" xmlns:am3d="http://schemas.microsoft.com/office/drawing/2017/model3d" xmlns:o="urn:schemas-microsoft-com:office:office" xmlns:r="http://schemas.openxmlformats.org/officeDocument/2006/relationships" xmlns:m="http://schemas.openxmlformats.org/officeDocument/2006/math" xmlns:v="urn:schemas-microsoft-com:vml" xmlns:wp14="http://schemas.microsoft.com/office/word/2010/wordprocessingDrawing" xmlns:wp="http://schemas.openxmlformats.org/drawingml/2006/wordprocessingDrawing" xmlns:w10="urn:schemas-microsoft-com:office:word" xmlns:w="http://schemas.openxmlformats.org/wordprocessingml/2006/main" xmlns:w14="http://schemas.microsoft.com/office/word/2010/wordml" xmlns:w15="http://schemas.microsoft.com/office/word/2012/wordml" xmlns:w16cid="http://schemas.microsoft.com/office/word/2016/wordml/cid" xmlns:w16se="http://schemas.microsoft.com/office/word/2015/wordml/symex" xmlns:wpg="http://schemas.microsoft.com/office/word/2010/wordprocessingGroup" xmlns:wpi="http://schemas.microsoft.com/office/word/2010/wordprocessingInk" xmlns:wne="http://schemas.microsoft.com/office/word/2006/wordml" xmlns:wps="http://schemas.microsoft.com/office/word/2010/wordprocessingShape" mc:Ignorable="w14 w15 w16se w16cid wp14">
   <w:footnote w:type="separator" w:id="-1">
     <w:p>
       <w:pPr>
@@ -10675,7 +10829,7 @@
 </file>
 
 <file path=word/numbering.xml><?xml version="1.0" encoding="utf-8"?>
-<w:numbering xmlns:wpc="http://schemas.microsoft.com/office/word/2010/wordprocessingCanvas" xmlns:cx="http://schemas.microsoft.com/office/drawing/2014/chartex" xmlns:cx1="http://schemas.microsoft.com/office/drawing/2015/9/8/chartex" xmlns:cx2="http://schemas.microsoft.com/office/drawing/2015/10/21/chartex" xmlns:cx3="http://schemas.microsoft.com/office/drawing/2016/5/9/chartex" xmlns:cx4="http://schemas.microsoft.com/office/drawing/2016/5/10/chartex" xmlns:cx5="http://schemas.microsoft.com/office/drawing/2016/5/11/chartex" xmlns:cx6="http://schemas.microsoft.com/office/drawing/2016/5/12/chartex" xmlns:cx7="http://schemas.microsoft.com/office/drawing/2016/5/13/chartex" xmlns:cx8="http://schemas.microsoft.com/office/drawing/2016/5/14/chartex" xmlns:mc="http://schemas.openxmlformats.org/markup-compatibility/2006" xmlns:aink="http://schemas.microsoft.com/office/drawing/2016/ink" xmlns:am3d="http://schemas.microsoft.com/office/drawing/2017/model3d" xmlns:o="urn:schemas-microsoft-com:office:office" xmlns:oel="http://schemas.microsoft.com/office/2019/extlst" xmlns:r="http://schemas.openxmlformats.org/officeDocument/2006/relationships" xmlns:m="http://schemas.openxmlformats.org/officeDocument/2006/math" xmlns:v="urn:schemas-microsoft-com:vml" xmlns:wp14="http://schemas.microsoft.com/office/word/2010/wordprocessingDrawing" xmlns:wp="http://schemas.openxmlformats.org/drawingml/2006/wordprocessingDrawing" xmlns:w10="urn:schemas-microsoft-com:office:word" xmlns:w="http://schemas.openxmlformats.org/wordprocessingml/2006/main" xmlns:w14="http://schemas.microsoft.com/office/word/2010/wordml" xmlns:w15="http://schemas.microsoft.com/office/word/2012/wordml" xmlns:w16cei="http://schemas.microsoft.com/office/word/2026/wordml/cei" xmlns:w16cex="http://schemas.microsoft.com/office/word/2018/wordml/cex" xmlns:w16cid="http://schemas.microsoft.com/office/word/2016/wordml/cid" xmlns:w16="http://schemas.microsoft.com/office/word/2018/wordml" xmlns:w16du="http://schemas.microsoft.com/office/word/2023/wordml/word16du" xmlns:w16sdtdh="http://schemas.microsoft.com/office/word/2020/wordml/sdtdatahash" xmlns:w16sdtfl="http://schemas.microsoft.com/office/word/2024/wordml/sdtformatlock" xmlns:w16se="http://schemas.microsoft.com/office/word/2015/wordml/symex" xmlns:wpg="http://schemas.microsoft.com/office/word/2010/wordprocessingGroup" xmlns:wpi="http://schemas.microsoft.com/office/word/2010/wordprocessingInk" xmlns:wne="http://schemas.microsoft.com/office/word/2006/wordml" xmlns:wps="http://schemas.microsoft.com/office/word/2010/wordprocessingShape" mc:Ignorable="w14 w15 w16se w16cid w16 w16cex w16sdtdh w16sdtfl w16du wp14">
+<w:numbering xmlns:wpc="http://schemas.microsoft.com/office/word/2010/wordprocessingCanvas" xmlns:cx="http://schemas.microsoft.com/office/drawing/2014/chartex" xmlns:cx1="http://schemas.microsoft.com/office/drawing/2015/9/8/chartex" xmlns:cx2="http://schemas.microsoft.com/office/drawing/2015/10/21/chartex" xmlns:cx3="http://schemas.microsoft.com/office/drawing/2016/5/9/chartex" xmlns:cx4="http://schemas.microsoft.com/office/drawing/2016/5/10/chartex" xmlns:cx5="http://schemas.microsoft.com/office/drawing/2016/5/11/chartex" xmlns:cx6="http://schemas.microsoft.com/office/drawing/2016/5/12/chartex" xmlns:cx7="http://schemas.microsoft.com/office/drawing/2016/5/13/chartex" xmlns:cx8="http://schemas.microsoft.com/office/drawing/2016/5/14/chartex" xmlns:mc="http://schemas.openxmlformats.org/markup-compatibility/2006" xmlns:aink="http://schemas.microsoft.com/office/drawing/2016/ink" xmlns:am3d="http://schemas.microsoft.com/office/drawing/2017/model3d" xmlns:o="urn:schemas-microsoft-com:office:office" xmlns:r="http://schemas.openxmlformats.org/officeDocument/2006/relationships" xmlns:m="http://schemas.openxmlformats.org/officeDocument/2006/math" xmlns:v="urn:schemas-microsoft-com:vml" xmlns:wp14="http://schemas.microsoft.com/office/word/2010/wordprocessingDrawing" xmlns:wp="http://schemas.openxmlformats.org/drawingml/2006/wordprocessingDrawing" xmlns:w10="urn:schemas-microsoft-com:office:word" xmlns:w="http://schemas.openxmlformats.org/wordprocessingml/2006/main" xmlns:w14="http://schemas.microsoft.com/office/word/2010/wordml" xmlns:w15="http://schemas.microsoft.com/office/word/2012/wordml" xmlns:w16cid="http://schemas.microsoft.com/office/word/2016/wordml/cid" xmlns:w16se="http://schemas.microsoft.com/office/word/2015/wordml/symex" xmlns:wpg="http://schemas.microsoft.com/office/word/2010/wordprocessingGroup" xmlns:wpi="http://schemas.microsoft.com/office/word/2010/wordprocessingInk" xmlns:wne="http://schemas.microsoft.com/office/word/2006/wordml" xmlns:wps="http://schemas.microsoft.com/office/word/2010/wordprocessingShape" mc:Ignorable="w14 w15 w16se w16cid wp14">
   <w:abstractNum w:abstractNumId="0" w15:restartNumberingAfterBreak="0">
     <w:nsid w:val="458D7B8C"/>
     <w:multiLevelType w:val="hybridMultilevel"/>
@@ -11191,26 +11345,26 @@
       </w:pPr>
     </w:lvl>
   </w:abstractNum>
-  <w:num w:numId="1" w16cid:durableId="695278095">
+  <w:num w:numId="1">
     <w:abstractNumId w:val="1"/>
   </w:num>
-  <w:num w:numId="2" w16cid:durableId="739913202">
+  <w:num w:numId="2">
     <w:abstractNumId w:val="2"/>
   </w:num>
-  <w:num w:numId="3" w16cid:durableId="1155221381">
+  <w:num w:numId="3">
     <w:abstractNumId w:val="0"/>
   </w:num>
-  <w:num w:numId="4" w16cid:durableId="1230962905">
+  <w:num w:numId="4">
     <w:abstractNumId w:val="3"/>
   </w:num>
-  <w:num w:numId="5" w16cid:durableId="1801729298">
+  <w:num w:numId="5">
     <w:abstractNumId w:val="4"/>
   </w:num>
 </w:numbering>
 </file>
 
 <file path=word/styles.xml><?xml version="1.0" encoding="utf-8"?>
-<w:styles xmlns:mc="http://schemas.openxmlformats.org/markup-compatibility/2006" xmlns:r="http://schemas.openxmlformats.org/officeDocument/2006/relationships" xmlns:w="http://schemas.openxmlformats.org/wordprocessingml/2006/main" xmlns:w14="http://schemas.microsoft.com/office/word/2010/wordml" xmlns:w15="http://schemas.microsoft.com/office/word/2012/wordml" xmlns:w16cex="http://schemas.microsoft.com/office/word/2018/wordml/cex" xmlns:w16cid="http://schemas.microsoft.com/office/word/2016/wordml/cid" xmlns:w16="http://schemas.microsoft.com/office/word/2018/wordml" xmlns:w16du="http://schemas.microsoft.com/office/word/2023/wordml/word16du" xmlns:w16sdtdh="http://schemas.microsoft.com/office/word/2020/wordml/sdtdatahash" xmlns:w16sdtfl="http://schemas.microsoft.com/office/word/2024/wordml/sdtformatlock" xmlns:w16se="http://schemas.microsoft.com/office/word/2015/wordml/symex" mc:Ignorable="w14 w15 w16se w16cid w16 w16cex w16sdtdh w16sdtfl w16du">
+<w:styles xmlns:mc="http://schemas.openxmlformats.org/markup-compatibility/2006" xmlns:r="http://schemas.openxmlformats.org/officeDocument/2006/relationships" xmlns:w="http://schemas.openxmlformats.org/wordprocessingml/2006/main" xmlns:w14="http://schemas.microsoft.com/office/word/2010/wordml" xmlns:w15="http://schemas.microsoft.com/office/word/2012/wordml" xmlns:w16cid="http://schemas.microsoft.com/office/word/2016/wordml/cid" xmlns:w16se="http://schemas.microsoft.com/office/word/2015/wordml/symex" mc:Ignorable="w14 w15 w16se w16cid">
   <w:docDefaults>
     <w:rPrDefault>
       <w:rPr>
@@ -11228,7 +11382,7 @@
       </w:pPr>
     </w:pPrDefault>
   </w:docDefaults>
-  <w:latentStyles w:defLockedState="0" w:defUIPriority="99" w:defSemiHidden="0" w:defUnhideWhenUsed="0" w:defQFormat="0" w:count="376">
+  <w:latentStyles w:defLockedState="0" w:defUIPriority="99" w:defSemiHidden="0" w:defUnhideWhenUsed="0" w:defQFormat="0" w:count="375">
     <w:lsdException w:name="Normal" w:uiPriority="0" w:qFormat="1"/>
     <w:lsdException w:name="heading 1" w:uiPriority="9" w:qFormat="1"/>
     <w:lsdException w:name="heading 2" w:semiHidden="1" w:uiPriority="9" w:unhideWhenUsed="1" w:qFormat="1"/>
@@ -11604,7 +11758,6 @@
     <w:lsdException w:name="Smart Hyperlink" w:semiHidden="1" w:unhideWhenUsed="1"/>
     <w:lsdException w:name="Hashtag" w:semiHidden="1" w:unhideWhenUsed="1"/>
     <w:lsdException w:name="Unresolved Mention" w:semiHidden="1" w:unhideWhenUsed="1"/>
-    <w:lsdException w:name="Smart Link" w:semiHidden="1" w:unhideWhenUsed="1"/>
   </w:latentStyles>
   <w:style w:type="paragraph" w:default="1" w:styleId="Normal">
     <w:name w:val="Normal"/>
@@ -12058,7 +12211,7 @@
 </file>
 
 <file path=customXml/itemProps1.xml><?xml version="1.0" encoding="utf-8"?>
-<ds:datastoreItem xmlns:ds="http://schemas.openxmlformats.org/officeDocument/2006/customXml" ds:itemID="{2CF6E25C-F3B9-4303-A31E-9D3504FCC881}">
+<ds:datastoreItem xmlns:ds="http://schemas.openxmlformats.org/officeDocument/2006/customXml" ds:itemID="{6DEC5310-A625-480E-A7F3-3CBA916DEBD2}">
   <ds:schemaRefs>
     <ds:schemaRef ds:uri="http://schemas.openxmlformats.org/officeDocument/2006/bibliography"/>
   </ds:schemaRefs>
